--- a/klagomål/A 56955-2025 FSC-klagomål.docx
+++ b/klagomål/A 56955-2025 FSC-klagomål.docx
@@ -896,7 +896,7 @@
     <w:r>
       <w:tab/>
       <w:tab/>
-      <w:t>2025-11-20</w:t>
+      <w:t>2025-11-21</w:t>
       <w:br/>
       <w:br/>
     </w:r>

--- a/klagomål/A 56955-2025 FSC-klagomål.docx
+++ b/klagomål/A 56955-2025 FSC-klagomål.docx
@@ -896,7 +896,7 @@
     <w:r>
       <w:tab/>
       <w:tab/>
-      <w:t>2025-11-21</w:t>
+      <w:t>2025-11-22</w:t>
       <w:br/>
       <w:br/>
     </w:r>

--- a/klagomål/A 56955-2025 FSC-klagomål.docx
+++ b/klagomål/A 56955-2025 FSC-klagomål.docx
@@ -896,7 +896,7 @@
     <w:r>
       <w:tab/>
       <w:tab/>
-      <w:t>2025-11-22</w:t>
+      <w:t>2025-11-23</w:t>
       <w:br/>
       <w:br/>
     </w:r>

--- a/klagomål/A 56955-2025 FSC-klagomål.docx
+++ b/klagomål/A 56955-2025 FSC-klagomål.docx
@@ -896,7 +896,7 @@
     <w:r>
       <w:tab/>
       <w:tab/>
-      <w:t>2025-11-23</w:t>
+      <w:t>2025-11-24</w:t>
       <w:br/>
       <w:br/>
     </w:r>

--- a/klagomål/A 56955-2025 FSC-klagomål.docx
+++ b/klagomål/A 56955-2025 FSC-klagomål.docx
@@ -896,7 +896,7 @@
     <w:r>
       <w:tab/>
       <w:tab/>
-      <w:t>2025-11-24</w:t>
+      <w:t>2025-11-25</w:t>
       <w:br/>
       <w:br/>
     </w:r>

--- a/klagomål/A 56955-2025 FSC-klagomål.docx
+++ b/klagomål/A 56955-2025 FSC-klagomål.docx
@@ -896,7 +896,7 @@
     <w:r>
       <w:tab/>
       <w:tab/>
-      <w:t>2025-11-25</w:t>
+      <w:t>2025-11-26</w:t>
       <w:br/>
       <w:br/>
     </w:r>

--- a/klagomål/A 56955-2025 FSC-klagomål.docx
+++ b/klagomål/A 56955-2025 FSC-klagomål.docx
@@ -896,7 +896,7 @@
     <w:r>
       <w:tab/>
       <w:tab/>
-      <w:t>2025-11-26</w:t>
+      <w:t>2025-11-27</w:t>
       <w:br/>
       <w:br/>
     </w:r>

--- a/klagomål/A 56955-2025 FSC-klagomål.docx
+++ b/klagomål/A 56955-2025 FSC-klagomål.docx
@@ -896,7 +896,7 @@
     <w:r>
       <w:tab/>
       <w:tab/>
-      <w:t>2025-11-27</w:t>
+      <w:t>2025-11-28</w:t>
       <w:br/>
       <w:br/>
     </w:r>

--- a/klagomål/A 56955-2025 FSC-klagomål.docx
+++ b/klagomål/A 56955-2025 FSC-klagomål.docx
@@ -896,7 +896,7 @@
     <w:r>
       <w:tab/>
       <w:tab/>
-      <w:t>2025-11-28</w:t>
+      <w:t>2025-11-29</w:t>
       <w:br/>
       <w:br/>
     </w:r>

--- a/klagomål/A 56955-2025 FSC-klagomål.docx
+++ b/klagomål/A 56955-2025 FSC-klagomål.docx
@@ -896,7 +896,7 @@
     <w:r>
       <w:tab/>
       <w:tab/>
-      <w:t>2025-11-29</w:t>
+      <w:t>2025-11-30</w:t>
       <w:br/>
       <w:br/>
     </w:r>

--- a/klagomål/A 56955-2025 FSC-klagomål.docx
+++ b/klagomål/A 56955-2025 FSC-klagomål.docx
@@ -896,7 +896,7 @@
     <w:r>
       <w:tab/>
       <w:tab/>
-      <w:t>2025-11-30</w:t>
+      <w:t>2025-12-01</w:t>
       <w:br/>
       <w:br/>
     </w:r>

--- a/klagomål/A 56955-2025 FSC-klagomål.docx
+++ b/klagomål/A 56955-2025 FSC-klagomål.docx
@@ -896,7 +896,7 @@
     <w:r>
       <w:tab/>
       <w:tab/>
-      <w:t>2025-12-01</w:t>
+      <w:t>2025-12-02</w:t>
       <w:br/>
       <w:br/>
     </w:r>

--- a/klagomål/A 56955-2025 FSC-klagomål.docx
+++ b/klagomål/A 56955-2025 FSC-klagomål.docx
@@ -896,7 +896,7 @@
     <w:r>
       <w:tab/>
       <w:tab/>
-      <w:t>2025-12-02</w:t>
+      <w:t>2025-12-03</w:t>
       <w:br/>
       <w:br/>
     </w:r>

--- a/klagomål/A 56955-2025 FSC-klagomål.docx
+++ b/klagomål/A 56955-2025 FSC-klagomål.docx
@@ -896,7 +896,7 @@
     <w:r>
       <w:tab/>
       <w:tab/>
-      <w:t>2025-12-03</w:t>
+      <w:t>2025-12-04</w:t>
       <w:br/>
       <w:br/>
     </w:r>

--- a/klagomål/A 56955-2025 FSC-klagomål.docx
+++ b/klagomål/A 56955-2025 FSC-klagomål.docx
@@ -896,7 +896,7 @@
     <w:r>
       <w:tab/>
       <w:tab/>
-      <w:t>2025-12-04</w:t>
+      <w:t>2025-12-05</w:t>
       <w:br/>
       <w:br/>
     </w:r>

--- a/klagomål/A 56955-2025 FSC-klagomål.docx
+++ b/klagomål/A 56955-2025 FSC-klagomål.docx
@@ -896,7 +896,7 @@
     <w:r>
       <w:tab/>
       <w:tab/>
-      <w:t>2025-12-05</w:t>
+      <w:t>2025-12-06</w:t>
       <w:br/>
       <w:br/>
     </w:r>

--- a/klagomål/A 56955-2025 FSC-klagomål.docx
+++ b/klagomål/A 56955-2025 FSC-klagomål.docx
@@ -896,7 +896,7 @@
     <w:r>
       <w:tab/>
       <w:tab/>
-      <w:t>2025-12-06</w:t>
+      <w:t>2025-12-07</w:t>
       <w:br/>
       <w:br/>
     </w:r>

--- a/klagomål/A 56955-2025 FSC-klagomål.docx
+++ b/klagomål/A 56955-2025 FSC-klagomål.docx
@@ -173,7 +173,7 @@
     </w:p>
     <w:p>
       <w:r>
-        <w:t>Nedan presenteras fynd av fridlysta arter som gjorts i det avverkningsanmälda området, samt relevanta utdrag ur standarderna för FSC, Chain of Custody, Controlled Wood och PEFC. I BILAGA 1 finns artfakta om fridlysta arter.</w:t>
+        <w:t>Nedan presenteras fynd av naturvårdsarter och fridlysta arter som gjorts i det avverkningsanmälda området, samt relevanta utdrag ur standarderna för FSC, Chain of Custody, Controlled Wood och PEFC. I BILAGA 1 finns artfakta om fridlysta arter.</w:t>
       </w:r>
     </w:p>
     <w:p>
@@ -186,46 +186,17 @@
         <w:pStyle w:val="Heading1"/>
       </w:pPr>
       <w:r>
-        <w:t>Fridlysta arter</w:t>
+        <w:t>Naturvårdsarter</w:t>
       </w:r>
     </w:p>
     <w:p>
       <w:r>
-        <w:t>Följande fridlysta arter har sina livsmiljöer och växtplatser i den avverkningsanmälda skogen: .</w:t>
+        <w:t>I avverkningsanmälan har följande 6 naturvårdsarter hittats: knärot (VU, §8), spillkråka (NT, §4), talltita (NT, §4), grön sköldmossa (S, §8), rödgul trumpetsvamp (S) och revlummer (§9). Av dessa är 3 rödlistade. För rödlistade arter har rödlistekategorin angivits inom parentes. Arter som är signalarter enligt Skogsstyrelsen har markerats med (S). För fridlysta arter anges även paragrafen i Artskyddsförordningen som arten är fridlyst enligt.</w:t>
       </w:r>
     </w:p>
     <w:p>
       <w:r>
-        <w:rPr>
-          <w:b/>
-        </w:rPr>
-        <w:t>Knärot (VU, §8)</w:t>
-      </w:r>
-      <w:r>
-        <w:t xml:space="preserve"> är rödlistad som sårbar och fridlyst enligt 8§ artskyddsförordningen. En nyligen genomförd analys av 79 floraväktarlokaler indikerar att det behövs någonstans mellan 100 och 150 meters skyddszon för att en knärotspopulation inte ska dö ut på lång sikt (Sebestyén &amp; Sundberg, 2025). Detta ligger väl i linje med tidigare genomförda studier som visar att det krävs väl tilltagna buffertzoner för att knäroten inte ska ta skada av skogsbruksåtgärder i intilliggande skog (Johnson, 2014; Koelmeijer m.fl., 2022; Skogsstyrelsen, 2022). Arten är även känslig för gallring vilket framgår av Skogsstyrelsens egen vägledning för hänsyn till knärot (Skogsstyrelsen, 2022). För rika förekomster av knärot är reservatsbildning eller biotopskydd lämpliga åtgärder för att skydda den. På knärot kan den sällsynta rostsvampen </w:t>
-      </w:r>
-      <w:r>
-        <w:rPr>
-          <w:i/>
-        </w:rPr>
-        <w:t>Pucciniastrum goodyerae</w:t>
-      </w:r>
-      <w:r>
-        <w:t xml:space="preserve"> påträffas. </w:t>
-      </w:r>
-      <w:r>
-        <w:rPr>
-          <w:i/>
-        </w:rPr>
-        <w:t>Pucciniastrum goodyerae</w:t>
-      </w:r>
-      <w:r>
-        <w:t xml:space="preserve"> är klassad som NE (ej bedömd) i rödlistan (SLU Artdatabanken, 2024).</w:t>
-      </w:r>
-    </w:p>
-    <w:p>
-      <w:r>
-        <w:t>I det avverkningsanmälda området finns 0 fyndplatser för knärot registrerade på Artportalen. Figur 2 visar gränserna för buffertzoner på 50 m, som behöver lämnas kring fyndplatserna för att knärotslokalerna inte ska försvinna vid en avverkning. Av det avverkningsanmälda området överlappar 0.07 ha med buffertzonerna och får av detta skäl inte avverkas.</w:t>
+        <w:t>De påträffade naturvårdsarterna är ett tydligt kvitto på att detta rör sig om en skog med höga naturvärden. I Figur 1 visas en karta över det avverkningsanmälda området, där samtliga fyndplatser för naturvårdsarter som finns registrerade på Artportalen har markerats.</w:t>
       </w:r>
     </w:p>
     <w:p>
@@ -235,8 +206,138 @@
       <w:r>
         <w:drawing>
           <wp:inline xmlns:a="http://schemas.openxmlformats.org/drawingml/2006/main" xmlns:pic="http://schemas.openxmlformats.org/drawingml/2006/picture">
+            <wp:extent cx="5486400" cy="5026321"/>
+            <wp:docPr id="1" name="Picture 1"/>
+            <wp:cNvGraphicFramePr>
+              <a:graphicFrameLocks noChangeAspect="1"/>
+            </wp:cNvGraphicFramePr>
+            <a:graphic>
+              <a:graphicData uri="http://schemas.openxmlformats.org/drawingml/2006/picture">
+                <pic:pic>
+                  <pic:nvPicPr>
+                    <pic:cNvPr id="0" name="A 56955-2025 karta.png"/>
+                    <pic:cNvPicPr/>
+                  </pic:nvPicPr>
+                  <pic:blipFill>
+                    <a:blip r:embed="rId16"/>
+                    <a:stretch>
+                      <a:fillRect/>
+                    </a:stretch>
+                  </pic:blipFill>
+                  <pic:spPr>
+                    <a:xfrm>
+                      <a:off x="0" y="0"/>
+                      <a:ext cx="5486400" cy="5026321"/>
+                    </a:xfrm>
+                    <a:prstGeom prst="rect"/>
+                  </pic:spPr>
+                </pic:pic>
+              </a:graphicData>
+            </a:graphic>
+          </wp:inline>
+        </w:drawing>
+      </w:r>
+    </w:p>
+    <w:p>
+      <w:pPr>
+        <w:pStyle w:val="Caption"/>
+      </w:pPr>
+      <w:r>
+        <w:t>Figur 1. Fyndplatser för naturvårdsarter i det avverkningsanmälda området (röd linje). Markörer utan svart kant är placerade på fyndplatsen. Markörer med svart kant är placerade vid sidan av fyndplatsen och har ett svart streck som visar fyndplatsens exakta position. Kartans mittpunktskoordinat är N 6683080, E 652202 i SWEREF 99 TM.</w:t>
+      </w:r>
+    </w:p>
+    <w:p>
+      <w:r>
+        <w:rPr>
+          <w:b/>
+        </w:rPr>
+        <w:t xml:space="preserve">Rödgul trumpetsvamp </w:t>
+      </w:r>
+      <w:r>
+        <w:t>signalerar kalkrika barrsumpskogar eller avgränsade små mineralrika ytor i barrskogslandskapet, vilka normalt har höga naturvärden. I urbergsbygder är den en bra signalart på känsliga skogsbiotoper (Nitare &amp; Skogsstyrelsen, 2019).</w:t>
+      </w:r>
+    </w:p>
+    <w:p>
+      <w:pPr>
+        <w:pStyle w:val="Heading1"/>
+      </w:pPr>
+      <w:r>
+        <w:t>Fridlysta arter</w:t>
+      </w:r>
+    </w:p>
+    <w:p>
+      <w:r>
+        <w:t>Följande fridlysta arter har sina livsmiljöer och växtplatser i den avverkningsanmälda skogen: knärot (VU, §8), spillkråka (NT, §4), talltita (NT, §4), grön sköldmossa (S, §8) och revlummer (§9).</w:t>
+      </w:r>
+    </w:p>
+    <w:p>
+      <w:r>
+        <w:t xml:space="preserve">Observera att medlemsländerna är skyldiga att agera i enlighet med EU:s fågeldirektiv där det uttryckligen står att direktivet gäller för fåglar samt för deras ägg, bon och </w:t>
+      </w:r>
+      <w:r>
+        <w:rPr>
+          <w:b/>
+        </w:rPr>
+        <w:t xml:space="preserve">livsmiljöer </w:t>
+      </w:r>
+      <w:r>
+        <w:t>(artikel 1). Vidare att de åtgärder som vidtas inte får leda till en försämring av den nuvarande situationen beträffande bevarandet av de fågelarter som avses i artikel 1 (artikel 13). Fågeldirektivet är styrande för tillsynsansvariga myndigheters ärendehantering, ställningstaganden och beslutsfattande.</w:t>
+      </w:r>
+    </w:p>
+    <w:p>
+      <w:r>
+        <w:rPr>
+          <w:b/>
+        </w:rPr>
+        <w:t>Grön sköldmossa (§8)</w:t>
+      </w:r>
+      <w:r>
+        <w:t xml:space="preserve"> omfattas av EU:s art- och habitatdirektiv bilaga 2 vilket innebär att det finns ett uttalat intresse inom Europeiska unionen att bevara arten. Grön sköldmossa kräver skog som har ett speciellt mikroklimat med hög och jämn luftfuktighet i kombination med rik tillgång på död ved (Nitare, 2019). I praktiken handlar det om åtminstone 50 meter med skyddande skog för att undvika uttorkning av marken (Hallingbäck, personligt meddelande 2022-02-24). Grön sköldmossa är en ansvarsart för Sverige då en särskilt stor andel av Europas population finns i landet. Mark- och miljööverdomstolen (MÖD) har i mål nr M 2019-20 (18 februari 2019) slagit fast att grön sköldmossa (§8) är dispenspliktig och att exemplar av arten inte får skadas utan dispens (MÖD, mål nr M 2019-20).</w:t>
+      </w:r>
+    </w:p>
+    <w:p>
+      <w:r>
+        <w:rPr>
+          <w:b/>
+        </w:rPr>
+        <w:t>Knärot (VU, §8)</w:t>
+      </w:r>
+      <w:r>
+        <w:t xml:space="preserve"> är rödlistad som sårbar och fridlyst enligt 8§ artskyddsförordningen. En nyligen genomförd analys av 79 floraväktarlokaler indikerar att det behövs någonstans mellan 100 och 150 meters skyddszon för att en knärotspopulation inte ska dö ut på lång sikt (Sebestyén &amp; Sundberg, 2025). Detta ligger väl i linje med tidigare genomförda studier som visar att det krävs väl tilltagna buffertzoner för att knäroten inte ska ta skada av skogsbruksåtgärder i intilliggande skog (Johnson, 2014; Koelmeijer m.fl., 2022; Skogsstyrelsen, 2022). Arten är även känslig för gallring vilket framgår av Skogsstyrelsens egen vägledning för hänsyn till knärot (Skogsstyrelsen, 2022). För rika förekomster av knärot är reservatsbildning eller biotopskydd lämpliga åtgärder för att skydda den. På knärot kan den sällsynta rostsvampen </w:t>
+      </w:r>
+      <w:r>
+        <w:rPr>
+          <w:i/>
+        </w:rPr>
+        <w:t>Pucciniastrum goodyerae</w:t>
+      </w:r>
+      <w:r>
+        <w:t xml:space="preserve"> påträffas. </w:t>
+      </w:r>
+      <w:r>
+        <w:rPr>
+          <w:i/>
+        </w:rPr>
+        <w:t>Pucciniastrum goodyerae</w:t>
+      </w:r>
+      <w:r>
+        <w:t xml:space="preserve"> är klassad som NE (ej bedömd) i rödlistan (SLU Artdatabanken, 2024).</w:t>
+      </w:r>
+    </w:p>
+    <w:p>
+      <w:r>
+        <w:t>I det avverkningsanmälda området finns 3 fyndplatser för knärot registrerade på Artportalen. Figur 2 visar gränserna för buffertzoner på 50 m, som behöver lämnas kring fyndplatserna för att knärotslokalerna inte ska försvinna vid en avverkning. Av det avverkningsanmälda området överlappar 1.37 ha med buffertzonerna och får av detta skäl inte avverkas.</w:t>
+      </w:r>
+    </w:p>
+    <w:p>
+      <w:pPr>
+        <w:pStyle w:val="Caption"/>
+      </w:pPr>
+      <w:r>
+        <w:drawing>
+          <wp:inline xmlns:a="http://schemas.openxmlformats.org/drawingml/2006/main" xmlns:pic="http://schemas.openxmlformats.org/drawingml/2006/picture">
             <wp:extent cx="5486400" cy="6301387"/>
-            <wp:docPr id="1" name="Picture 1"/>
+            <wp:docPr id="2" name="Picture 2"/>
             <wp:cNvGraphicFramePr>
               <a:graphicFrameLocks noChangeAspect="1"/>
             </wp:cNvGraphicFramePr>
@@ -248,7 +349,7 @@
                     <pic:cNvPicPr/>
                   </pic:nvPicPr>
                   <pic:blipFill>
-                    <a:blip r:embed="rId16"/>
+                    <a:blip r:embed="rId17"/>
                     <a:stretch>
                       <a:fillRect/>
                     </a:stretch>
@@ -282,6 +383,28 @@
     </w:p>
     <w:p>
       <w:r>
+        <w:rPr>
+          <w:b/>
+        </w:rPr>
+        <w:t>Spillkråka (NT, §4)</w:t>
+      </w:r>
+      <w:r>
+        <w:t xml:space="preserve"> är rödlistad som nära hotad och ingår i bilaga 1 i EU:s fågeldirektiv. Den minskar i population på grund av minskad tillgång på lämpliga bo- och födoträd och minskad födotillgång. Spillkråkans minskningstakt har uppgått till 19 (24–10) % under de senaste 15 åren. Minskningstakten för den svenska populationen bedöms vara nära gränsvärdet för Sårbar (VU) (A2bc). Skogsbruk med korta omloppstider och täta, homogena ungskogar utgör det största hotet, (SLU Artdatabanken, 2023).</w:t>
+      </w:r>
+    </w:p>
+    <w:p>
+      <w:r>
+        <w:rPr>
+          <w:b/>
+        </w:rPr>
+        <w:t>Talltita (NT, §4)</w:t>
+      </w:r>
+      <w:r>
+        <w:t>, rödlistad som nära hotad och prioriterad art i Skogsvårdslagen har häckningsrevir i anmälan. Arten har minskat kraftigt de senaste 30 åren och minskningstakten innevarande 10-årsperiod beräknas till 20 (10–30) %. Talltitan är synnerligen trogen sitt cirka 15 hektar stora revir och är beroende av flerskiktade olikåldriga skogar för att kunna föda upp sina ungar. Talltitan försvinner om dess livsmiljö kalavverkas (Eggers &amp; Low (2014); Ekman (1979); Griesser et al (2007); Klein (2020); Siffczyk et al (2003); SLU Artdatabanken (2021).</w:t>
+      </w:r>
+    </w:p>
+    <w:p>
+      <w:r>
         <w:t>I BILAGA 1 finns mer detaljerad information om ekologi samt krav på livsmiljö hos fridlysta arter.</w:t>
       </w:r>
     </w:p>
@@ -337,6 +460,22 @@
       <w:r>
         <w:t>I den avverkningsanmälda skogen har fridlysta arter sina livsmiljöer och växtplatser. Att skada de fridlysta arternas livsmiljöer, växtplatser eller ekologiska funktion är inte tillåtet enligt artskyddsförordningen.</w:t>
       </w:r>
+      <w:r>
+        <w:rPr>
+          <w:i/>
+        </w:rPr>
+        <w:t xml:space="preserve"> EU:s medlemsländer och skogsbolag är skyldiga att agera i enlighet med EU:s fågeldirektiv där det uttryckligen står att direktivet gäller för fåglar samt för deras ägg, bon och </w:t>
+      </w:r>
+      <w:r>
+        <w:rPr>
+          <w:b/>
+          <w:i/>
+        </w:rPr>
+        <w:t xml:space="preserve">livsmiljöer </w:t>
+      </w:r>
+      <w:r>
+        <w:t>(artikel 1). Vidare att de åtgärder som vidtas inte får leda till en försämring av den nuvarande situationen beträffande bevarandet av de fågelarter som avses i artikel 1 (artikel 13).</w:t>
+      </w:r>
     </w:p>
     <w:p>
       <w:r>
@@ -375,7 +514,7 @@
         <w:rPr>
           <w:i/>
         </w:rPr>
-        <w:t>I det avverkningsanmälda skogsområdet har 0 naturvårdsarter varav 0 rödlistade arter sina livsmiljöer och växtplatser.</w:t>
+        <w:t>I det avverkningsanmälda skogsområdet har 6 naturvårdsarter varav 3 rödlistade arter sina livsmiljöer och växtplatser.</w:t>
       </w:r>
     </w:p>
     <w:p>
@@ -580,72 +719,61 @@
         <w:pStyle w:val="Heading1"/>
       </w:pPr>
       <w:r>
-        <w:t>Knärot – ekologi samt krav på livsmiljön</w:t>
+        <w:t>Grön sköldmossa – ekologi samt krav på livsmiljön</w:t>
       </w:r>
     </w:p>
     <w:p>
       <w:r>
-        <w:t>Knärot är fridlyst enligt 8 och 15 §§ artskyddsförordningen och klassad som sårbar (VU) enligt rödlistan 2020. Knärot är beroende av hög och jämn luftfuktighet i gamla, ostörda skogsmiljöer och är känslig för snabba förändringar av ljus-/vindförhållanden eller uttorkning. På grund av ett alltför intensivt skogsbruk har den minskat med 40 (25–50) % under de senaste 60 åren och i framtiden bedöms minskningstakten uppgå till 30 (20–40) %. Till följd av att arten har en dokumenterat högre minskningstakt i förhållande till sin generationstid än vad som tidigare varit känt (data från Riksskogstaxeringen) höjdes den till hotkategori sårbar (VU) i rödlistan 2020 (SLU Artdatabanken, 2024).</w:t>
+        <w:t>Grön sköldmossa, fridlyst enligt 8§ artskyddsförordningen, växer på stubbar och lågor av olika trädslag, huvudsakligen i sena nedbrytningsstadier och på och mellan grova rötter av levande och döda träd. Den förekommer i Sverige främst i näringsrika granskogar med stort inslag av löv, arten är kortlivad och antalet kapslar varierar kraftigt mellan olika år (SLU Artdatabanken, 2021). Grön sköldmossa kräver skog som har ett speciellt mikroklimat med hög och jämn luftfuktighet i kombination med rik tillgång på död ved (Nitare, 2019). I praktiken handlar det om åtminstone 50 meter med skyddande skog för att undvika uttorkning av marken (Hallingbäck, personligt meddelande 2022-02-24).</w:t>
       </w:r>
     </w:p>
     <w:p>
       <w:r>
-        <w:t>En analys av 79 floraväktarlokaler åren 1990–2015 vilka återbesökts under 2020–2024 visade på en tydlig negativ påverkan på knärotsförekomster från större hyggen i närområdet (inom 150–200 m) vilket indikerar att kanteffekter har en stor påverkan på populationerna. Resultaten bekräftar knärotens känslighet för kanteffekter och visar vikten av att skydda större skogsbestånd för att bevara arten. Om det blir höga andelar (&gt;30%) hyggen inom 200 meter från en knärotsförekomst så ökar risken för att en knärotspopulation dör ut och det verkar det behövas någonstans mellan 100 och 150 meters skyddszon för att bevara arten på lång sikt (Sebestyén &amp; Sundberg, 2025).</w:t>
+        <w:t>Arten har sin huvudutbredning i sydöstra Sverige (SLU Artdatabanken, 2021). Allvarligaste hoten mot arten är skogsavverkning och brist på död ved. Brist på naturligt döda träd i dagens produktionsskogar gör att arten blir allt sällsyntare (Hallingbäck, 2016). Död ved i större mängd bör lämnas och träd tillåtas åldras och dö för att skapa kontinuerlig tillgång på livsmiljöer. Träd och livsmiljö bör skyddas genom att lämna trädgrupper, ytor eller zoner (SLU Artdatabanken, 2021).</w:t>
       </w:r>
     </w:p>
     <w:p>
       <w:r>
-        <w:t xml:space="preserve">Samuel Johnsons doktorsavhandling </w:t>
-      </w:r>
-      <w:r>
-        <w:rPr>
-          <w:i/>
-        </w:rPr>
-        <w:t>“Retention Forestry as a Conservation Measure for Boreal Forest Ground Vegetation”</w:t>
-      </w:r>
-      <w:r>
-        <w:t xml:space="preserve"> (SLU, Uppsala 2014) visar att det krävs väl tilltagna skyddszoner för att knärotens växtplatser inte ska ta skada av skogsbruksåtgärder i intilliggande områden: </w:t>
-      </w:r>
-      <w:r>
-        <w:rPr>
-          <w:i/>
-        </w:rPr>
-        <w:t xml:space="preserve">“Study III shows that retention patches smaller than 0.5 ha do not lifeboat the sensitive forest herb G. repens, a species that depend on stable microclimatic conditions typical for intact forest stands.” </w:t>
-      </w:r>
-      <w:r>
-        <w:t xml:space="preserve">Vidare </w:t>
-      </w:r>
-      <w:r>
-        <w:rPr>
-          <w:i/>
-        </w:rPr>
-        <w:t>“More sensitive forest species are not lifeboated in retention patches ranging from 0.05 to 0.5 ha (Papers II &amp; III).”</w:t>
+        <w:t>Grön sköldmossa är upptagen i EU:s Habitatdirektiv bilaga 2 vilket innebär att det  finns ett uttalat intresse inom Europeiska unionen att bevara arten. Grön sköldmossa är en ansvarsart för Sverige då en särskilt stor andel av Europas population finns i landet. Förutom i östra Sverige har arten inga större sammanhängande utbredningar med gynnsam bevarandestatus söderut i Europa förrän i Montenegro. Det finns enbart liten förekomst med gynnsam regional bevarandestatus i södra Frankrike och södra Polen. Grön sköldmossa är typisk art för 9010 Taiga och 9750 Svämlövskog (Natura 2000) och omfattas även av Bernkonventionen bilaga 1.</w:t>
       </w:r>
     </w:p>
     <w:p>
       <w:r>
-        <w:t xml:space="preserve">Johnsons (2014) rekommendation på minst 50 meters breda skyddszoner runt knärotens växtplatser motsvarar en areal på 0,78 hektar, vilket ligger i linje med andra studier som gjorts på känsliga skogsarter: </w:t>
-      </w:r>
-      <w:r>
-        <w:rPr>
-          <w:i/>
-        </w:rPr>
-        <w:t>“In study III I also show that translocated specimens of G. repens survives well in mature forests at least 50 m from the nearest edge to an open area. Moreover, measures of temperature and humidity show that such distances from an open area is far enough to offer a microclimate that is more stable compared to what present in retention patches of around 0.1 ha. This means that the very centre of a circular patch with radius 50 m (equals a size of 0.78 ha) should offer conditions similar to interior forest and would perhaps be a suitable habitat for G. repens and similar species. Previous studies from both North America and Sweden have also concluded that patches between 0.5 and one ha are sufficient for preserving interior forest vegetation as well as sensitive lichens and bryophytes (de Graaf &amp; Roberts 2009; Halpern et al. 2012; Rudolphi et al. 2014).”</w:t>
+        <w:t>Fridlysningen enligt §§ 8 och 15 Artskyddsförordningen innebär att det är förbjudet att på något sätt skada exemplar av arten. Artskyddsförordning (2007:845):</w:t>
       </w:r>
     </w:p>
     <w:p>
-      <w:r>
-        <w:t>En nyligen publicerad vetenskaplig uppsats av Koelmeijer m.fl. (2022) inkluderar orkidén knärots skyddsbehov. I uppsatsen berörs problemet med uttorkning för växter, bl.a. för knärot, ett problem som blivit accentuerat på grund av den pågående klimatförändringen och torra somrar, t.ex. den exceptionellt torra sommaren 2018. I uppsatsen undersöks områden med tre olika avstånd från kalhyggeskant med avseende på skydd bl.a. för knärot. Det första området har avstånd upp till 20 m från hyggeskant (Strong edge effect), det andra 20–40 m från hyggeskant (Weak edge effect) och det tredje avser större avstånd från hyggeskant, där kanteffekten anses vara försumbar (Interior). Ett resultat var att man fann stor eller mycket stor uttorkningseffekt på känsliga och rödlistade skogsarter vid de kortare avstånden till hyggeskant, medan effekt av uttorkning inte konstaterades på större avstånd (Interior). För orkidén knärot fann man en rik förekomst (upp till 0,06 dm2/m2) på stort avstånd från hyggeskant (Interior), medan förekomsten var liten eller närmast försumbar i de områden som klassificerades som Weak edge effect respektive Strong edge effect. Arbetet påpekar att de allt oftare förekommande torra somrarna ger ytterligare skäl att utöka skyddsavståndet från hyggen till den fuktkrävande arten knärot (Koelmeijer m.fl., 2022).</w:t>
+      <w:pPr>
+        <w:pStyle w:val="ListBullet"/>
+      </w:pPr>
+      <w:r>
+        <w:t>8 § I fråga om sådana vilt levande kärlväxter, mossor, lavar, svampar och alger som anges i bilaga 2 till denna förordning är det förbjudet att i den omfattning som framgår av bilagan 1. plocka, gräva upp eller på annat sätt ta bort eller skada exemplar av växterna, och 2. ta bort eller skada frön eller andra delar.</w:t>
       </w:r>
     </w:p>
     <w:p>
-      <w:r>
-        <w:t>Även Skogsstyrelsens egen vägledning för hänsyn till knärot ligger i linje med ovanstående forskningsstudier. Av vägledningen framgår det att för med hög sannolikhet kunna bevara befintliga förekomster krävs relativt stora avsättningar av uppvuxen skog med slutet och relativt tätt kronskikt. Som riktlinje kan krävas ett avstånd på 50 meter in från brynet för att vidmakthålla ett fungerande mikroklimat. Detta innebär att fristående hänsynsytor för många arter (kärlväxter, lavar och mossor) kan behöva ha en area överstigande 0,8 hektar (cirkelyta med radien 50 meter = 0,78 hektar) för att bibehålla lokalklimatet. Även ganska små förändringar i form av förändrade ljus- och fuktighetsförhållanden, till exempel till följd av gallring, kan leda till att arten försvinner till följd av konkurrens med mera ljuskrävande och snabbväxande arter (Skogsstyrelsen, 2022).</w:t>
+      <w:pPr>
+        <w:pStyle w:val="ListBullet"/>
+      </w:pPr>
+      <w:r>
+        <w:t>15 § Länsstyrelsen får i det enskilda fallet ge dispens från förbuden i 6, 8 och 9 §§ som avser länet eller del av länet, om det inte finns någon annan lämplig lösning och dispensen inte försvårar upprätthållandet av en gynnsam bevarandestatus hos artens bestånd i dess naturliga utbredningsområde.</w:t>
       </w:r>
     </w:p>
     <w:p>
       <w:r>
-        <w:t>Vid tillämpning av försiktighetsprincipen enligt 2 kap. 3 § miljöbalken bör sålunda 100–150 meters skyddszon lämnas runt knärotens växtplatser.</w:t>
+        <w:t>Grön sköldmossa är även listad som B i Artskyddsförordningen vilket innebär att den är en art av unionsintresse:</w:t>
+      </w:r>
+    </w:p>
+    <w:p>
+      <w:pPr>
+        <w:pStyle w:val="ListBullet"/>
+      </w:pPr>
+      <w:r>
+        <w:t>B: Arten har enligt fågeldirektivet eller art- och habitatdirektivet ett sådant unionsintresse att särskilda skyddsområden (fågeldirektivet) eller bevarandeområden (art- och habitatdirektivet) behöver utses. Arten finns upptagen i bilaga 1 till fågeldirektivet eller bilaga 2 till art- och habitatdirektivet.</w:t>
+      </w:r>
+    </w:p>
+    <w:p>
+      <w:r>
+        <w:t>Mark- och miljööverdomstolen (MÖD) har i mål nr M 2019-20 (18 februari 2019) slagit fast att grön sköldmossa (§8) är dispenspliktig och att exemplar av arten inte får skadas utan dispens (MÖD, mål nr M 2019-20).</w:t>
       </w:r>
     </w:p>
     <w:p>
@@ -653,6 +781,193 @@
         <w:pStyle w:val="Heading2"/>
       </w:pPr>
       <w:r>
+        <w:t>Referenser – grön sköldmossa</w:t>
+      </w:r>
+    </w:p>
+    <w:p>
+      <w:r>
+        <w:t xml:space="preserve">Hallingbäck T., 2016. </w:t>
+      </w:r>
+      <w:r>
+        <w:rPr>
+          <w:i/>
+        </w:rPr>
+        <w:t xml:space="preserve">Mossor en fältguide. </w:t>
+      </w:r>
+      <w:r>
+        <w:t>Naturcentrum.</w:t>
+      </w:r>
+    </w:p>
+    <w:p>
+      <w:r>
+        <w:t xml:space="preserve">Hallingbäck T., 2022. </w:t>
+      </w:r>
+      <w:r>
+        <w:rPr>
+          <w:i/>
+        </w:rPr>
+        <w:t xml:space="preserve">Personligt meddelande 2022-02-24. </w:t>
+      </w:r>
+      <w:r>
+        <w:t>SLU Artdatabanken. Se nedan.</w:t>
+      </w:r>
+    </w:p>
+    <w:p>
+      <w:r>
+        <w:t xml:space="preserve">Mark- och miljööverdomstolen. </w:t>
+      </w:r>
+      <w:r>
+        <w:rPr>
+          <w:i/>
+        </w:rPr>
+        <w:t xml:space="preserve">Dom 18 februari 2019 i mål nr M 2019-20 </w:t>
+      </w:r>
+      <w:r>
+        <w:t>(MÖD, mål nr M 2019-20)</w:t>
+      </w:r>
+    </w:p>
+    <w:p>
+      <w:r>
+        <w:t xml:space="preserve">Nitare, J., 2019. </w:t>
+      </w:r>
+      <w:r>
+        <w:rPr>
+          <w:i/>
+        </w:rPr>
+        <w:t xml:space="preserve">Skyddsvärd skog – Naturvårdsarter och andra kriterier för naturvärdesbedömning. </w:t>
+      </w:r>
+      <w:r>
+        <w:t>Skogsstyrelsen.</w:t>
+      </w:r>
+    </w:p>
+    <w:p>
+      <w:r>
+        <w:t xml:space="preserve">SLU Artdatabanken, 2021. </w:t>
+      </w:r>
+      <w:r>
+        <w:rPr>
+          <w:i/>
+        </w:rPr>
+        <w:t xml:space="preserve">Artfaktablad. Naturvård – artfakta. </w:t>
+      </w:r>
+      <w:r>
+        <w:t>SLU Artdatabanken, Uppsala</w:t>
+      </w:r>
+    </w:p>
+    <w:p>
+      <w:r>
+        <w:t>Hallingbäck, personligt meddelande 2022-02-24</w:t>
+      </w:r>
+    </w:p>
+    <w:p>
+      <w:pPr>
+        <w:jc w:val="left"/>
+      </w:pPr>
+      <w:r>
+        <w:t>Från: Tomas Hallingbäck &lt;Tomas.Hallingback@slu.se&gt;</w:t>
+        <w:br/>
+        <w:t>Date: tors 24 feb. 2022 kl 17:49</w:t>
+        <w:br/>
+        <w:t>Subject: Re: Grön sköldmossa</w:t>
+        <w:br/>
+        <w:t>To: Magnus Kasselstrand &lt;magnus.kasselstrand@gmail.com&gt;</w:t>
+      </w:r>
+    </w:p>
+    <w:p>
+      <w:r>
+        <w:t>Hej Magnus,</w:t>
+      </w:r>
+    </w:p>
+    <w:p>
+      <w:r>
+        <w:t>Tyvärr finns inga studier på just detta, men uttorkning av underlaget är en starkt negativ faktor för grön sköldmossa, och jag brukar hänvisa till lokalklimatiska studier som visar att skyddskappan för att förhindra uttorkning av marken ligger på minst tre trädlängder skog (för plan mark), kortare för kuperad terräng, och detta blir i praktiken åtminstone 50 meter.</w:t>
+      </w:r>
+    </w:p>
+    <w:p>
+      <w:r>
+        <w:t>MVH</w:t>
+        <w:br/>
+        <w:t>Tomas Hallingbäck</w:t>
+      </w:r>
+    </w:p>
+    <w:p>
+      <w:pPr>
+        <w:pStyle w:val="Heading1"/>
+      </w:pPr>
+      <w:r>
+        <w:t>Knärot – ekologi samt krav på livsmiljön</w:t>
+      </w:r>
+    </w:p>
+    <w:p>
+      <w:r>
+        <w:t>Knärot är fridlyst enligt 8 och 15 §§ artskyddsförordningen och klassad som sårbar (VU) enligt rödlistan 2020. Knärot är beroende av hög och jämn luftfuktighet i gamla, ostörda skogsmiljöer och är känslig för snabba förändringar av ljus-/vindförhållanden eller uttorkning. På grund av ett alltför intensivt skogsbruk har den minskat med 40 (25–50) % under de senaste 60 åren och i framtiden bedöms minskningstakten uppgå till 30 (20–40) %. Till följd av att arten har en dokumenterat högre minskningstakt i förhållande till sin generationstid än vad som tidigare varit känt (data från Riksskogstaxeringen) höjdes den till hotkategori sårbar (VU) i rödlistan 2020 (SLU Artdatabanken, 2024).</w:t>
+      </w:r>
+    </w:p>
+    <w:p>
+      <w:r>
+        <w:t>En analys av 79 floraväktarlokaler åren 1990–2015 vilka återbesökts under 2020–2024 visade på en tydlig negativ påverkan på knärotsförekomster från större hyggen i närområdet (inom 150–200 m) vilket indikerar att kanteffekter har en stor påverkan på populationerna. Resultaten bekräftar knärotens känslighet för kanteffekter och visar vikten av att skydda större skogsbestånd för att bevara arten. Om det blir höga andelar (&gt;30%) hyggen inom 200 meter från en knärotsförekomst så ökar risken för att en knärotspopulation dör ut och det verkar det behövas någonstans mellan 100 och 150 meters skyddszon för att bevara arten på lång sikt (Sebestyén &amp; Sundberg, 2025).</w:t>
+      </w:r>
+    </w:p>
+    <w:p>
+      <w:r>
+        <w:t xml:space="preserve">Samuel Johnsons doktorsavhandling </w:t>
+      </w:r>
+      <w:r>
+        <w:rPr>
+          <w:i/>
+        </w:rPr>
+        <w:t>“Retention Forestry as a Conservation Measure for Boreal Forest Ground Vegetation”</w:t>
+      </w:r>
+      <w:r>
+        <w:t xml:space="preserve"> (SLU, Uppsala 2014) visar att det krävs väl tilltagna skyddszoner för att knärotens växtplatser inte ska ta skada av skogsbruksåtgärder i intilliggande områden: </w:t>
+      </w:r>
+      <w:r>
+        <w:rPr>
+          <w:i/>
+        </w:rPr>
+        <w:t xml:space="preserve">“Study III shows that retention patches smaller than 0.5 ha do not lifeboat the sensitive forest herb G. repens, a species that depend on stable microclimatic conditions typical for intact forest stands.” </w:t>
+      </w:r>
+      <w:r>
+        <w:t xml:space="preserve">Vidare </w:t>
+      </w:r>
+      <w:r>
+        <w:rPr>
+          <w:i/>
+        </w:rPr>
+        <w:t>“More sensitive forest species are not lifeboated in retention patches ranging from 0.05 to 0.5 ha (Papers II &amp; III).”</w:t>
+      </w:r>
+    </w:p>
+    <w:p>
+      <w:r>
+        <w:t xml:space="preserve">Johnsons (2014) rekommendation på minst 50 meters breda skyddszoner runt knärotens växtplatser motsvarar en areal på 0,78 hektar, vilket ligger i linje med andra studier som gjorts på känsliga skogsarter: </w:t>
+      </w:r>
+      <w:r>
+        <w:rPr>
+          <w:i/>
+        </w:rPr>
+        <w:t>“In study III I also show that translocated specimens of G. repens survives well in mature forests at least 50 m from the nearest edge to an open area. Moreover, measures of temperature and humidity show that such distances from an open area is far enough to offer a microclimate that is more stable compared to what present in retention patches of around 0.1 ha. This means that the very centre of a circular patch with radius 50 m (equals a size of 0.78 ha) should offer conditions similar to interior forest and would perhaps be a suitable habitat for G. repens and similar species. Previous studies from both North America and Sweden have also concluded that patches between 0.5 and one ha are sufficient for preserving interior forest vegetation as well as sensitive lichens and bryophytes (de Graaf &amp; Roberts 2009; Halpern et al. 2012; Rudolphi et al. 2014).”</w:t>
+      </w:r>
+    </w:p>
+    <w:p>
+      <w:r>
+        <w:t>En nyligen publicerad vetenskaplig uppsats av Koelmeijer m.fl. (2022) inkluderar orkidén knärots skyddsbehov. I uppsatsen berörs problemet med uttorkning för växter, bl.a. för knärot, ett problem som blivit accentuerat på grund av den pågående klimatförändringen och torra somrar, t.ex. den exceptionellt torra sommaren 2018. I uppsatsen undersöks områden med tre olika avstånd från kalhyggeskant med avseende på skydd bl.a. för knärot. Det första området har avstånd upp till 20 m från hyggeskant (Strong edge effect), det andra 20–40 m från hyggeskant (Weak edge effect) och det tredje avser större avstånd från hyggeskant, där kanteffekten anses vara försumbar (Interior). Ett resultat var att man fann stor eller mycket stor uttorkningseffekt på känsliga och rödlistade skogsarter vid de kortare avstånden till hyggeskant, medan effekt av uttorkning inte konstaterades på större avstånd (Interior). För orkidén knärot fann man en rik förekomst (upp till 0,06 dm2/m2) på stort avstånd från hyggeskant (Interior), medan förekomsten var liten eller närmast försumbar i de områden som klassificerades som Weak edge effect respektive Strong edge effect. Arbetet påpekar att de allt oftare förekommande torra somrarna ger ytterligare skäl att utöka skyddsavståndet från hyggen till den fuktkrävande arten knärot (Koelmeijer m.fl., 2022).</w:t>
+      </w:r>
+    </w:p>
+    <w:p>
+      <w:r>
+        <w:t>Även Skogsstyrelsens egen vägledning för hänsyn till knärot ligger i linje med ovanstående forskningsstudier. Av vägledningen framgår det att för med hög sannolikhet kunna bevara befintliga förekomster krävs relativt stora avsättningar av uppvuxen skog med slutet och relativt tätt kronskikt. Som riktlinje kan krävas ett avstånd på 50 meter in från brynet för att vidmakthålla ett fungerande mikroklimat. Detta innebär att fristående hänsynsytor för många arter (kärlväxter, lavar och mossor) kan behöva ha en area överstigande 0,8 hektar (cirkelyta med radien 50 meter = 0,78 hektar) för att bibehålla lokalklimatet. Även ganska små förändringar i form av förändrade ljus- och fuktighetsförhållanden, till exempel till följd av gallring, kan leda till att arten försvinner till följd av konkurrens med mera ljuskrävande och snabbväxande arter (Skogsstyrelsen, 2022).</w:t>
+      </w:r>
+    </w:p>
+    <w:p>
+      <w:r>
+        <w:t>Vid tillämpning av försiktighetsprincipen enligt 2 kap. 3 § miljöbalken bör sålunda 100–150 meters skyddszon lämnas runt knärotens växtplatser.</w:t>
+      </w:r>
+    </w:p>
+    <w:p>
+      <w:pPr>
+        <w:pStyle w:val="Heading2"/>
+      </w:pPr>
+      <w:r>
         <w:t>Referenser – knärot</w:t>
       </w:r>
     </w:p>
@@ -757,6 +1072,166 @@
     <w:p>
       <w:r>
         <w:t xml:space="preserve">SLU Artdatabanken, 2024. </w:t>
+      </w:r>
+      <w:r>
+        <w:rPr>
+          <w:i/>
+        </w:rPr>
+        <w:t xml:space="preserve">Artfaktablad. Naturvård – artfakta. </w:t>
+      </w:r>
+      <w:r>
+        <w:t>SLU Artdatabanken, Uppsala</w:t>
+      </w:r>
+    </w:p>
+    <w:p>
+      <w:pPr>
+        <w:pStyle w:val="Heading1"/>
+      </w:pPr>
+      <w:r>
+        <w:t>Spillkråka – ekologi samt krav på livsmiljön</w:t>
+      </w:r>
+    </w:p>
+    <w:p>
+      <w:r>
+        <w:t>Spillkråka (NT) är rödlistad som nära hotad, fridlyst enligt §4 Artskyddsförordningen och ingår i bilaga 1 i EU:s fågeldirektiv. Spillkråka lever i både barr- och blandskog liksom i ren lövskog. De tätaste populationerna tenderar att finnas i äldre, variationsrik blandskog med gott om död ved och gamla träd.</w:t>
+      </w:r>
+    </w:p>
+    <w:p>
+      <w:r>
+        <w:t>Varje par utnyttjar 400–1000 hektar skog beroende på skogens kvalitet. En minskning av populationen pågår på grund av minskad tillgång på lämpliga bo- och födoträd och minskad födotillgång. Spillkråkans minskningstakt har uppgått till 19 (24–10) % under de senaste 15 åren. Minskningstakten för den svenska populationen bedöms vara nära gränsvärdet för Sårbar (VU) (A2bc). Skogsbruk med korta omloppstider och täta, homogena ungskogar utgör det största hotet (Artdatabanken 2023).</w:t>
+      </w:r>
+    </w:p>
+    <w:p>
+      <w:pPr>
+        <w:pStyle w:val="Heading2"/>
+      </w:pPr>
+      <w:r>
+        <w:t>Referenser – spillkråka</w:t>
+      </w:r>
+    </w:p>
+    <w:p>
+      <w:r>
+        <w:t xml:space="preserve">SLU Artdatabanken, 2021. </w:t>
+      </w:r>
+      <w:r>
+        <w:rPr>
+          <w:i/>
+        </w:rPr>
+        <w:t xml:space="preserve">Artfaktablad. Naturvård – artfakta. </w:t>
+      </w:r>
+      <w:r>
+        <w:t>SLU Artdatabanken, Uppsala</w:t>
+      </w:r>
+    </w:p>
+    <w:p>
+      <w:pPr>
+        <w:pStyle w:val="Heading1"/>
+      </w:pPr>
+      <w:r>
+        <w:t>Talltita – ekologi samt krav på livsmiljön</w:t>
+      </w:r>
+    </w:p>
+    <w:p>
+      <w:r>
+        <w:t>Talltita är rödlistad som NT, fridlyst och prioriterad art i Skogsvårdslagen. Den omfattas av EU:s fågeldirektiv. Arten har minskat kraftigt de senaste 30 åren och minskningstakten innevarande 10-årsperiod beräknas till 20 (10–30) % (SLU Artdatabanken, 2022).</w:t>
+      </w:r>
+    </w:p>
+    <w:p>
+      <w:r>
+        <w:t>Talltita föredrar större sammanhängande barrskogar, och finns såväl i tallskog som granskog och i lövblandad barrskog. Skogens struktur är viktig och ska helst vara flerskiktad med riklig underväxt av mindre granar, björk och andra lövträd och buskar. Tillgång på murknande högstubbar är särskilt viktig, eftersom talltitan helst själv hackar ut sitt bohål (SLU Artdatabanken, 2022).</w:t>
+      </w:r>
+    </w:p>
+    <w:p>
+      <w:r>
+        <w:t>Det finns flera studier som visar att talltita är känslig för gallring och inte överlever när dess livsmiljö kalavverkas (Eggers and Low, 2014; Griesser et al., 2007; Klein, 2020). Talltitans revir är förhållandevis stora, 10–20 hektar och arten missgynnas när skogen fragmenteras. Kalavverkning av större delar av reviret innebär att det överges (Artdatabanken, 2021).</w:t>
+      </w:r>
+    </w:p>
+    <w:p>
+      <w:r>
+        <w:t>Talltitan är synnerligen trogen sitt revir så länge paret lever och biotopen förblir intakt. Paret stannar i sitt revir året om. En förlust av ett revir har därför en stor inverkan på den lokala populationen och trakthyggesbruket anses vara orsak till den svenska populationens kraftiga minskning. Talltiteparets revirtrohet innebär att närhelst under året man observerar en adult talltita så ingår denna plats i reviret (Siffczyk et al., 2003; Ekman, 1979).</w:t>
+      </w:r>
+    </w:p>
+    <w:p>
+      <w:pPr>
+        <w:pStyle w:val="Heading2"/>
+      </w:pPr>
+      <w:r>
+        <w:t>Referenser – talltita</w:t>
+      </w:r>
+    </w:p>
+    <w:p>
+      <w:r>
+        <w:t xml:space="preserve">Eggers, S., Low, M., 2014. </w:t>
+      </w:r>
+      <w:r>
+        <w:rPr>
+          <w:i/>
+        </w:rPr>
+        <w:t xml:space="preserve">Differential demographic responses of sympatric Parids to vegetation management in boreal forest. </w:t>
+      </w:r>
+      <w:r>
+        <w:t>For. Ecol. Manage. 319, 169–175.</w:t>
+      </w:r>
+    </w:p>
+    <w:p>
+      <w:r>
+        <w:t xml:space="preserve">Ekman, J., 1979. </w:t>
+      </w:r>
+      <w:r>
+        <w:rPr>
+          <w:i/>
+        </w:rPr>
+        <w:t xml:space="preserve">Coherence, composition and territories of winter social groups of the Willow Tit Parus montanus and the Crested Tit P. cristatus. </w:t>
+      </w:r>
+      <w:r>
+        <w:t>Ornis Scandinavica, 10, pp 56–68</w:t>
+      </w:r>
+    </w:p>
+    <w:p>
+      <w:r>
+        <w:t xml:space="preserve">Griesser, M., Nystrand, M., Eggers, S., Ekman, J., 2007. </w:t>
+      </w:r>
+      <w:r>
+        <w:rPr>
+          <w:i/>
+        </w:rPr>
+        <w:t xml:space="preserve">Impact of forestry practices on fitness correlates and population productivity in an open-nesting bird species. </w:t>
+      </w:r>
+      <w:r>
+        <w:t>Conserv. Biol. 21, 767–774. https://doi.org/10.1111/j.1523- 1739.2007.00675.x</w:t>
+      </w:r>
+    </w:p>
+    <w:p>
+      <w:r>
+        <w:t xml:space="preserve">Klein, J., 2020. </w:t>
+      </w:r>
+      <w:r>
+        <w:rPr>
+          <w:i/>
+        </w:rPr>
+        <w:t xml:space="preserve">The forgotten forest – On thinning, retention, and biodiversity in the boreal forest. </w:t>
+      </w:r>
+      <w:r>
+        <w:t>Doctoral Thesis No. 2020:50</w:t>
+      </w:r>
+    </w:p>
+    <w:p>
+      <w:r>
+        <w:t xml:space="preserve">Siffczyk, C., Brotons, L., Kangas, K., Orell, M., 2003. </w:t>
+      </w:r>
+      <w:r>
+        <w:rPr>
+          <w:i/>
+        </w:rPr>
+        <w:t xml:space="preserve">Home range size of willow tits. </w:t>
+      </w:r>
+      <w:r>
+        <w:t>Oecologica, 136, 635–642 (2003)</w:t>
+      </w:r>
+    </w:p>
+    <w:p>
+      <w:r>
+        <w:t xml:space="preserve">SLU Artdatabanken, 2021. </w:t>
       </w:r>
       <w:r>
         <w:rPr>
@@ -896,7 +1371,7 @@
     <w:r>
       <w:tab/>
       <w:tab/>
-      <w:t>2025-12-07</w:t>
+      <w:t>2025-12-08</w:t>
       <w:br/>
       <w:br/>
     </w:r>

--- a/klagomål/A 56955-2025 FSC-klagomål.docx
+++ b/klagomål/A 56955-2025 FSC-klagomål.docx
@@ -1371,7 +1371,7 @@
     <w:r>
       <w:tab/>
       <w:tab/>
-      <w:t>2025-12-08</w:t>
+      <w:t>2025-12-09</w:t>
       <w:br/>
       <w:br/>
     </w:r>

--- a/klagomål/A 56955-2025 FSC-klagomål.docx
+++ b/klagomål/A 56955-2025 FSC-klagomål.docx
@@ -1371,7 +1371,7 @@
     <w:r>
       <w:tab/>
       <w:tab/>
-      <w:t>2025-12-09</w:t>
+      <w:t>2025-12-10</w:t>
       <w:br/>
       <w:br/>
     </w:r>

--- a/klagomål/A 56955-2025 FSC-klagomål.docx
+++ b/klagomål/A 56955-2025 FSC-klagomål.docx
@@ -1371,7 +1371,7 @@
     <w:r>
       <w:tab/>
       <w:tab/>
-      <w:t>2025-12-10</w:t>
+      <w:t>2025-12-11</w:t>
       <w:br/>
       <w:br/>
     </w:r>

--- a/klagomål/A 56955-2025 FSC-klagomål.docx
+++ b/klagomål/A 56955-2025 FSC-klagomål.docx
@@ -1371,7 +1371,7 @@
     <w:r>
       <w:tab/>
       <w:tab/>
-      <w:t>2025-12-11</w:t>
+      <w:t>2025-12-12</w:t>
       <w:br/>
       <w:br/>
     </w:r>

--- a/klagomål/A 56955-2025 FSC-klagomål.docx
+++ b/klagomål/A 56955-2025 FSC-klagomål.docx
@@ -1371,7 +1371,7 @@
     <w:r>
       <w:tab/>
       <w:tab/>
-      <w:t>2025-12-12</w:t>
+      <w:t>2025-12-13</w:t>
       <w:br/>
       <w:br/>
     </w:r>

--- a/klagomål/A 56955-2025 FSC-klagomål.docx
+++ b/klagomål/A 56955-2025 FSC-klagomål.docx
@@ -1371,7 +1371,7 @@
     <w:r>
       <w:tab/>
       <w:tab/>
-      <w:t>2025-12-19</w:t>
+      <w:t>2025-12-20</w:t>
       <w:br/>
       <w:br/>
     </w:r>

--- a/klagomål/A 56955-2025 FSC-klagomål.docx
+++ b/klagomål/A 56955-2025 FSC-klagomål.docx
@@ -1371,7 +1371,7 @@
     <w:r>
       <w:tab/>
       <w:tab/>
-      <w:t>2025-12-20</w:t>
+      <w:t>2025-12-21</w:t>
       <w:br/>
       <w:br/>
     </w:r>

--- a/klagomål/A 56955-2025 FSC-klagomål.docx
+++ b/klagomål/A 56955-2025 FSC-klagomål.docx
@@ -1371,7 +1371,7 @@
     <w:r>
       <w:tab/>
       <w:tab/>
-      <w:t>2025-12-21</w:t>
+      <w:t>2025-12-22</w:t>
       <w:br/>
       <w:br/>
     </w:r>

--- a/klagomål/A 56955-2025 FSC-klagomål.docx
+++ b/klagomål/A 56955-2025 FSC-klagomål.docx
@@ -1371,7 +1371,7 @@
     <w:r>
       <w:tab/>
       <w:tab/>
-      <w:t>2025-12-22</w:t>
+      <w:t>2025-12-26</w:t>
       <w:br/>
       <w:br/>
     </w:r>

--- a/klagomål/A 56955-2025 FSC-klagomål.docx
+++ b/klagomål/A 56955-2025 FSC-klagomål.docx
@@ -1371,7 +1371,7 @@
     <w:r>
       <w:tab/>
       <w:tab/>
-      <w:t>2025-12-26</w:t>
+      <w:t>2025-12-28</w:t>
       <w:br/>
       <w:br/>
     </w:r>

--- a/klagomål/A 56955-2025 FSC-klagomål.docx
+++ b/klagomål/A 56955-2025 FSC-klagomål.docx
@@ -1371,7 +1371,7 @@
     <w:r>
       <w:tab/>
       <w:tab/>
-      <w:t>2025-12-28</w:t>
+      <w:t>2025-12-29</w:t>
       <w:br/>
       <w:br/>
     </w:r>

--- a/klagomål/A 56955-2025 FSC-klagomål.docx
+++ b/klagomål/A 56955-2025 FSC-klagomål.docx
@@ -1371,7 +1371,7 @@
     <w:r>
       <w:tab/>
       <w:tab/>
-      <w:t>2025-12-29</w:t>
+      <w:t>2025-12-30</w:t>
       <w:br/>
       <w:br/>
     </w:r>

--- a/klagomål/A 56955-2025 FSC-klagomål.docx
+++ b/klagomål/A 56955-2025 FSC-klagomål.docx
@@ -1371,7 +1371,7 @@
     <w:r>
       <w:tab/>
       <w:tab/>
-      <w:t>2025-12-30</w:t>
+      <w:t>2025-12-31</w:t>
       <w:br/>
       <w:br/>
     </w:r>

--- a/klagomål/A 56955-2025 FSC-klagomål.docx
+++ b/klagomål/A 56955-2025 FSC-klagomål.docx
@@ -1371,7 +1371,7 @@
     <w:r>
       <w:tab/>
       <w:tab/>
-      <w:t>2026-01-07</w:t>
+      <w:t>2026-01-08</w:t>
       <w:br/>
       <w:br/>
     </w:r>

--- a/klagomål/A 56955-2025 FSC-klagomål.docx
+++ b/klagomål/A 56955-2025 FSC-klagomål.docx
@@ -1371,7 +1371,7 @@
     <w:r>
       <w:tab/>
       <w:tab/>
-      <w:t>2026-01-08</w:t>
+      <w:t>2026-01-09</w:t>
       <w:br/>
       <w:br/>
     </w:r>

--- a/klagomål/A 56955-2025 FSC-klagomål.docx
+++ b/klagomål/A 56955-2025 FSC-klagomål.docx
@@ -1371,7 +1371,7 @@
     <w:r>
       <w:tab/>
       <w:tab/>
-      <w:t>2026-01-09</w:t>
+      <w:t>2026-01-10</w:t>
       <w:br/>
       <w:br/>
     </w:r>

--- a/klagomål/A 56955-2025 FSC-klagomål.docx
+++ b/klagomål/A 56955-2025 FSC-klagomål.docx
@@ -1371,7 +1371,7 @@
     <w:r>
       <w:tab/>
       <w:tab/>
-      <w:t>2026-01-10</w:t>
+      <w:t>2026-01-11</w:t>
       <w:br/>
       <w:br/>
     </w:r>

--- a/klagomål/A 56955-2025 FSC-klagomål.docx
+++ b/klagomål/A 56955-2025 FSC-klagomål.docx
@@ -1371,7 +1371,7 @@
     <w:r>
       <w:tab/>
       <w:tab/>
-      <w:t>2026-01-11</w:t>
+      <w:t>2026-01-12</w:t>
       <w:br/>
       <w:br/>
     </w:r>

--- a/klagomål/A 56955-2025 FSC-klagomål.docx
+++ b/klagomål/A 56955-2025 FSC-klagomål.docx
@@ -1371,7 +1371,7 @@
     <w:r>
       <w:tab/>
       <w:tab/>
-      <w:t>2026-01-12</w:t>
+      <w:t>2026-01-13</w:t>
       <w:br/>
       <w:br/>
     </w:r>

--- a/klagomål/A 56955-2025 FSC-klagomål.docx
+++ b/klagomål/A 56955-2025 FSC-klagomål.docx
@@ -1371,7 +1371,7 @@
     <w:r>
       <w:tab/>
       <w:tab/>
-      <w:t>2026-01-13</w:t>
+      <w:t>2026-01-14</w:t>
       <w:br/>
       <w:br/>
     </w:r>

--- a/klagomål/A 56955-2025 FSC-klagomål.docx
+++ b/klagomål/A 56955-2025 FSC-klagomål.docx
@@ -1371,7 +1371,7 @@
     <w:r>
       <w:tab/>
       <w:tab/>
-      <w:t>2026-01-14</w:t>
+      <w:t>2026-01-15</w:t>
       <w:br/>
       <w:br/>
     </w:r>

--- a/klagomål/A 56955-2025 FSC-klagomål.docx
+++ b/klagomål/A 56955-2025 FSC-klagomål.docx
@@ -1371,7 +1371,7 @@
     <w:r>
       <w:tab/>
       <w:tab/>
-      <w:t>2026-01-15</w:t>
+      <w:t>2026-01-16</w:t>
       <w:br/>
       <w:br/>
     </w:r>

--- a/klagomål/A 56955-2025 FSC-klagomål.docx
+++ b/klagomål/A 56955-2025 FSC-klagomål.docx
@@ -1371,7 +1371,7 @@
     <w:r>
       <w:tab/>
       <w:tab/>
-      <w:t>2026-01-16</w:t>
+      <w:t>2026-01-17</w:t>
       <w:br/>
       <w:br/>
     </w:r>

--- a/klagomål/A 56955-2025 FSC-klagomål.docx
+++ b/klagomål/A 56955-2025 FSC-klagomål.docx
@@ -1371,7 +1371,7 @@
     <w:r>
       <w:tab/>
       <w:tab/>
-      <w:t>2026-01-17</w:t>
+      <w:t>2026-01-18</w:t>
       <w:br/>
       <w:br/>
     </w:r>

--- a/klagomål/A 56955-2025 FSC-klagomål.docx
+++ b/klagomål/A 56955-2025 FSC-klagomål.docx
@@ -1371,7 +1371,7 @@
     <w:r>
       <w:tab/>
       <w:tab/>
-      <w:t>2026-01-18</w:t>
+      <w:t>2026-01-19</w:t>
       <w:br/>
       <w:br/>
     </w:r>

--- a/klagomål/A 56955-2025 FSC-klagomål.docx
+++ b/klagomål/A 56955-2025 FSC-klagomål.docx
@@ -1371,7 +1371,7 @@
     <w:r>
       <w:tab/>
       <w:tab/>
-      <w:t>2026-01-19</w:t>
+      <w:t>2026-01-20</w:t>
       <w:br/>
       <w:br/>
     </w:r>

--- a/klagomål/A 56955-2025 FSC-klagomål.docx
+++ b/klagomål/A 56955-2025 FSC-klagomål.docx
@@ -1371,7 +1371,7 @@
     <w:r>
       <w:tab/>
       <w:tab/>
-      <w:t>2026-01-20</w:t>
+      <w:t>2026-01-21</w:t>
       <w:br/>
       <w:br/>
     </w:r>

--- a/klagomål/A 56955-2025 FSC-klagomål.docx
+++ b/klagomål/A 56955-2025 FSC-klagomål.docx
@@ -1371,7 +1371,7 @@
     <w:r>
       <w:tab/>
       <w:tab/>
-      <w:t>2026-01-21</w:t>
+      <w:t>2026-01-23</w:t>
       <w:br/>
       <w:br/>
     </w:r>

--- a/klagomål/A 56955-2025 FSC-klagomål.docx
+++ b/klagomål/A 56955-2025 FSC-klagomål.docx
@@ -1371,7 +1371,7 @@
     <w:r>
       <w:tab/>
       <w:tab/>
-      <w:t>2026-01-23</w:t>
+      <w:t>2026-01-24</w:t>
       <w:br/>
       <w:br/>
     </w:r>

--- a/klagomål/A 56955-2025 FSC-klagomål.docx
+++ b/klagomål/A 56955-2025 FSC-klagomål.docx
@@ -1371,7 +1371,7 @@
     <w:r>
       <w:tab/>
       <w:tab/>
-      <w:t>2026-01-24</w:t>
+      <w:t>2026-01-25</w:t>
       <w:br/>
       <w:br/>
     </w:r>

--- a/klagomål/A 56955-2025 FSC-klagomål.docx
+++ b/klagomål/A 56955-2025 FSC-klagomål.docx
@@ -1371,7 +1371,7 @@
     <w:r>
       <w:tab/>
       <w:tab/>
-      <w:t>2026-01-25</w:t>
+      <w:t>2026-01-26</w:t>
       <w:br/>
       <w:br/>
     </w:r>

--- a/klagomål/A 56955-2025 FSC-klagomål.docx
+++ b/klagomål/A 56955-2025 FSC-klagomål.docx
@@ -1371,7 +1371,7 @@
     <w:r>
       <w:tab/>
       <w:tab/>
-      <w:t>2026-01-26</w:t>
+      <w:t>2026-01-27</w:t>
       <w:br/>
       <w:br/>
     </w:r>

--- a/klagomål/A 56955-2025 FSC-klagomål.docx
+++ b/klagomål/A 56955-2025 FSC-klagomål.docx
@@ -1371,7 +1371,7 @@
     <w:r>
       <w:tab/>
       <w:tab/>
-      <w:t>2026-01-27</w:t>
+      <w:t>2026-01-28</w:t>
       <w:br/>
       <w:br/>
     </w:r>

--- a/klagomål/A 56955-2025 FSC-klagomål.docx
+++ b/klagomål/A 56955-2025 FSC-klagomål.docx
@@ -112,7 +112,7 @@
         <w:pStyle w:val="ListBullet"/>
       </w:pPr>
       <w:r>
-        <w:t>Om ett ombud (tex Norra skog eller Mellanskog) avverkningsanmäler en skog med naturvärden motsvarande nyckelbiotops kvalité men markägaren inte är FSC certifierad, bör du skicka in ett FSC kontrollerat virke klagomål. Då ska klagomålet skickas till ombudsföretaget.</w:t>
+        <w:t>Om ett ombud (tex Norra skog eller Mellanskog) avverkningsanmäler en skog med naturvärden motsvarande nyckelbiotops kvalitet men markägaren inte är FSC certifierad, bör du skicka in ett FSC kontrollerat virke klagomål. Då ska klagomålet skickas till ombudsföretaget.</w:t>
       </w:r>
     </w:p>
     <w:p>
@@ -292,7 +292,25 @@
         <w:t>Grön sköldmossa (§8)</w:t>
       </w:r>
       <w:r>
-        <w:t xml:space="preserve"> omfattas av EU:s art- och habitatdirektiv bilaga 2 vilket innebär att det finns ett uttalat intresse inom Europeiska unionen att bevara arten. Grön sköldmossa kräver skog som har ett speciellt mikroklimat med hög och jämn luftfuktighet i kombination med rik tillgång på död ved (Nitare, 2019). I praktiken handlar det om åtminstone 50 meter med skyddande skog för att undvika uttorkning av marken (Hallingbäck, personligt meddelande 2022-02-24). Grön sköldmossa är en ansvarsart för Sverige då en särskilt stor andel av Europas population finns i landet. Mark- och miljööverdomstolen (MÖD) har i mål nr M 2019-20 (18 februari 2019) slagit fast att grön sköldmossa (§8) är dispenspliktig och att exemplar av arten inte får skadas utan dispens (MÖD, mål nr M 2019-20).</w:t>
+        <w:t xml:space="preserve"> är typisk art för </w:t>
+      </w:r>
+      <w:r>
+        <w:rPr>
+          <w:i/>
+        </w:rPr>
+        <w:t xml:space="preserve">9010 Taiga </w:t>
+      </w:r>
+      <w:r>
+        <w:t>och</w:t>
+      </w:r>
+      <w:r>
+        <w:rPr>
+          <w:i/>
+        </w:rPr>
+        <w:t xml:space="preserve"> 9750 Svämlövskog</w:t>
+      </w:r>
+      <w:r>
+        <w:t xml:space="preserve"> och omfattas av EU:s art- och habitatdirektiv bilaga 2 vilket innebär att det finns ett uttalat intresse inom Europeiska unionen att bevara arten. Grön sköldmossa kräver skog som har ett speciellt mikroklimat med hög och jämn luftfuktighet i kombination med rik tillgång på död ved (Nitare &amp; Skogsstyrelsen, 2019; SLU Artdatabanken, 2025). I praktiken handlar det om åtminstone 50 meter med skyddande skog för att undvika uttorkning av marken (Hallingbäck, personligt meddelande 2022-02-24). Grön sköldmossa är en ansvarsart för Sverige då en särskilt stor andel av Europas population finns i landet. Mark- och miljööverdomstolen (MÖD) har i mål nr M 2019-20 (18 februari 2019) slagit fast att grön sköldmossa (§8) är dispenspliktig och att exemplar av arten inte får skadas utan dispens (MÖD, mål nr M 2019-20).</w:t>
       </w:r>
     </w:p>
     <w:p>
@@ -303,7 +321,25 @@
         <w:t>Knärot (VU, §8)</w:t>
       </w:r>
       <w:r>
-        <w:t xml:space="preserve"> är rödlistad som sårbar och fridlyst enligt 8§ artskyddsförordningen. En nyligen genomförd analys av 79 floraväktarlokaler indikerar att det behövs någonstans mellan 100 och 150 meters skyddszon för att en knärotspopulation inte ska dö ut på lång sikt (Sebestyén &amp; Sundberg, 2025). Detta ligger väl i linje med tidigare genomförda studier som visar att det krävs väl tilltagna buffertzoner för att knäroten inte ska ta skada av skogsbruksåtgärder i intilliggande skog (Johnson, 2014; Koelmeijer m.fl., 2022; Skogsstyrelsen, 2022). Arten är även känslig för gallring vilket framgår av Skogsstyrelsens egen vägledning för hänsyn till knärot (Skogsstyrelsen, 2022). För rika förekomster av knärot är reservatsbildning eller biotopskydd lämpliga åtgärder för att skydda den. På knärot kan den sällsynta rostsvampen </w:t>
+        <w:t xml:space="preserve"> är typisk art för </w:t>
+      </w:r>
+      <w:r>
+        <w:rPr>
+          <w:i/>
+        </w:rPr>
+        <w:t xml:space="preserve">9010 Taiga </w:t>
+      </w:r>
+      <w:r>
+        <w:t>och</w:t>
+      </w:r>
+      <w:r>
+        <w:rPr>
+          <w:i/>
+        </w:rPr>
+        <w:t xml:space="preserve"> 9050 Näringsrik granskog</w:t>
+      </w:r>
+      <w:r>
+        <w:t xml:space="preserve">, rödlistad som sårbar och fridlyst enligt 8§ artskyddsförordningen. En nyligen genomförd analys av 79 floraväktarlokaler indikerar att det behövs någonstans mellan 100 och 150 meters skyddszon för att en knärotspopulation inte ska dö ut på lång sikt (Sebestyén &amp; Sundberg, 2025). Detta ligger väl i linje med tidigare genomförda studier som visar att det krävs väl tilltagna buffertzoner för att knäroten inte ska ta skada av skogsbruksåtgärder i intilliggande skog (Johnson, 2014; Koelmeijer m.fl., 2022; Skogsstyrelsen, 2022). Arten är även känslig för gallring vilket framgår av Skogsstyrelsens egen vägledning för hänsyn till knärot (Skogsstyrelsen, 2022). För rika förekomster av knärot är reservatsbildning eller biotopskydd lämpliga åtgärder för att skydda den. På knärot kan den sällsynta rostsvampen </w:t>
       </w:r>
       <w:r>
         <w:rPr>
@@ -389,7 +425,25 @@
         <w:t>Spillkråka (NT, §4)</w:t>
       </w:r>
       <w:r>
-        <w:t xml:space="preserve"> är rödlistad som nära hotad och ingår i bilaga 1 i EU:s fågeldirektiv. Den minskar i population på grund av minskad tillgång på lämpliga bo- och födoträd och minskad födotillgång. Spillkråkans minskningstakt har uppgått till 19 (24–10) % under de senaste 15 åren. Minskningstakten för den svenska populationen bedöms vara nära gränsvärdet för Sårbar (VU) (A2bc). Skogsbruk med korta omloppstider och täta, homogena ungskogar utgör det största hotet, (SLU Artdatabanken, 2023).</w:t>
+        <w:t xml:space="preserve"> är rödlistad som nära hotad och ingår i bilaga 1 i EU:s fågeldirektiv. Den minskar i population på grund av minskad tillgång på lämpliga bo- och födoträd och minskad födotillgång. Spillkråkans minskningstakt har uppgått till 19 (24–10) % under de senaste 15 åren. Minskningstakten för den svenska populationen bedöms vara nära gränsvärdet för Sårbar (VU) (A2bc). Skogsbruk med korta omloppstider och täta, homogena ungskogar utgör det största hotet. Spillkråka är typisk art för </w:t>
+      </w:r>
+      <w:r>
+        <w:rPr>
+          <w:i/>
+        </w:rPr>
+        <w:t xml:space="preserve">9010 Taiga </w:t>
+      </w:r>
+      <w:r>
+        <w:t>och</w:t>
+      </w:r>
+      <w:r>
+        <w:rPr>
+          <w:i/>
+        </w:rPr>
+        <w:t xml:space="preserve"> 9740 Skogsbevuxen myr </w:t>
+      </w:r>
+      <w:r>
+        <w:t>(SLU Artdatabanken, 2023).</w:t>
       </w:r>
     </w:p>
     <w:p>
@@ -734,7 +788,25 @@
     </w:p>
     <w:p>
       <w:r>
-        <w:t>Grön sköldmossa är upptagen i EU:s Habitatdirektiv bilaga 2 vilket innebär att det  finns ett uttalat intresse inom Europeiska unionen att bevara arten. Grön sköldmossa är en ansvarsart för Sverige då en särskilt stor andel av Europas population finns i landet. Förutom i östra Sverige har arten inga större sammanhängande utbredningar med gynnsam bevarandestatus söderut i Europa förrän i Montenegro. Det finns enbart liten förekomst med gynnsam regional bevarandestatus i södra Frankrike och södra Polen. Grön sköldmossa är typisk art för 9010 Taiga och 9750 Svämlövskog (Natura 2000) och omfattas även av Bernkonventionen bilaga 1.</w:t>
+        <w:t xml:space="preserve">Grön sköldmossa är typisk art för </w:t>
+      </w:r>
+      <w:r>
+        <w:rPr>
+          <w:i/>
+        </w:rPr>
+        <w:t xml:space="preserve">9010 Taiga </w:t>
+      </w:r>
+      <w:r>
+        <w:t>och</w:t>
+      </w:r>
+      <w:r>
+        <w:rPr>
+          <w:i/>
+        </w:rPr>
+        <w:t xml:space="preserve"> 9750 Svämlövskog</w:t>
+      </w:r>
+      <w:r>
+        <w:t xml:space="preserve"> och upptagen i EU:s Habitatdirektiv bilaga 2 vilket innebär att det finns ett uttalat intresse inom Europeiska unionen att bevara arten. Grön sköldmossa är en ansvarsart för Sverige då en särskilt stor andel av Europas population finns i landet. Förutom i östra Sverige har arten inga större sammanhängande utbredningar med gynnsam bevarandestatus söderut i Europa förrän i Montenegro. Det finns enbart liten förekomst med gynnsam regional bevarandestatus i södra Frankrike och södra Polen. Grön sköldmossa är typisk art för 9010 Taiga och 9750 Svämlövskog (Natura 2000) och omfattas även av Bernkonventionen bilaga 1.</w:t>
       </w:r>
     </w:p>
     <w:p>
@@ -900,7 +972,25 @@
     </w:p>
     <w:p>
       <w:r>
-        <w:t>Knärot är fridlyst enligt 8 och 15 §§ artskyddsförordningen och klassad som sårbar (VU) enligt rödlistan 2020. Knärot är beroende av hög och jämn luftfuktighet i gamla, ostörda skogsmiljöer och är känslig för snabba förändringar av ljus-/vindförhållanden eller uttorkning. På grund av ett alltför intensivt skogsbruk har den minskat med 40 (25–50) % under de senaste 60 åren och i framtiden bedöms minskningstakten uppgå till 30 (20–40) %. Till följd av att arten har en dokumenterat högre minskningstakt i förhållande till sin generationstid än vad som tidigare varit känt (data från Riksskogstaxeringen) höjdes den till hotkategori sårbar (VU) i rödlistan 2020 (SLU Artdatabanken, 2024).</w:t>
+        <w:t xml:space="preserve">Knärot är typisk art för </w:t>
+      </w:r>
+      <w:r>
+        <w:rPr>
+          <w:i/>
+        </w:rPr>
+        <w:t xml:space="preserve">9010 Taiga </w:t>
+      </w:r>
+      <w:r>
+        <w:t>och</w:t>
+      </w:r>
+      <w:r>
+        <w:rPr>
+          <w:i/>
+        </w:rPr>
+        <w:t xml:space="preserve"> 9050 Näringsrik granskog</w:t>
+      </w:r>
+      <w:r>
+        <w:t>, fridlyst enligt 8 och 15 §§ artskyddsförordningen och klassad som sårbar (VU) enligt rödlistan 2020. Knärot är beroende av hög och jämn luftfuktighet i gamla, ostörda skogsmiljöer och är känslig för snabba förändringar av ljus-/vindförhållanden eller uttorkning. På grund av ett alltför intensivt skogsbruk har den minskat med 40 (25–50) % under de senaste 60 åren och i framtiden bedöms minskningstakten uppgå till 30 (20–40) %. Till följd av att arten har en dokumenterat högre minskningstakt i förhållande till sin generationstid än vad som tidigare varit känt (data från Riksskogstaxeringen) höjdes den till hotkategori sårbar (VU) i rödlistan 2020 (SLU Artdatabanken, 2024).</w:t>
       </w:r>
     </w:p>
     <w:p>
@@ -1093,12 +1183,30 @@
     </w:p>
     <w:p>
       <w:r>
-        <w:t>Spillkråka (NT) är rödlistad som nära hotad, fridlyst enligt §4 Artskyddsförordningen och ingår i bilaga 1 i EU:s fågeldirektiv. Spillkråka lever i både barr- och blandskog liksom i ren lövskog. De tätaste populationerna tenderar att finnas i äldre, variationsrik blandskog med gott om död ved och gamla träd.</w:t>
+        <w:t xml:space="preserve">Spillkråka (NT) är rödlistad som nära hotad, fridlyst enligt §4 Artskyddsförordningen, typisk art för </w:t>
+      </w:r>
+      <w:r>
+        <w:rPr>
+          <w:i/>
+        </w:rPr>
+        <w:t xml:space="preserve">9010 Taiga </w:t>
+      </w:r>
+      <w:r>
+        <w:t>och</w:t>
+      </w:r>
+      <w:r>
+        <w:rPr>
+          <w:i/>
+        </w:rPr>
+        <w:t xml:space="preserve"> 9740 Skogsbevuxen myr</w:t>
+      </w:r>
+      <w:r>
+        <w:t xml:space="preserve"> och ingår i bilaga 1 i EU:s fågeldirektiv. Spillkråka lever i både barr- och blandskog liksom i ren lövskog. De tätaste populationerna tenderar att finnas i äldre, variationsrik blandskog med gott om död ved och gamla träd.</w:t>
       </w:r>
     </w:p>
     <w:p>
       <w:r>
-        <w:t>Varje par utnyttjar 400–1000 hektar skog beroende på skogens kvalitet. En minskning av populationen pågår på grund av minskad tillgång på lämpliga bo- och födoträd och minskad födotillgång. Spillkråkans minskningstakt har uppgått till 19 (24–10) % under de senaste 15 åren. Minskningstakten för den svenska populationen bedöms vara nära gränsvärdet för Sårbar (VU) (A2bc). Skogsbruk med korta omloppstider och täta, homogena ungskogar utgör det största hotet (Artdatabanken 2023).</w:t>
+        <w:t>Varje par utnyttjar 400–1000 hektar skog beroende på skogens kvalitet. En minskning av populationen pågår på grund av minskad tillgång på lämpliga bo- och födoträd och minskad födotillgång. Spillkråkans minskningstakt har uppgått till 19 (24–10) % under de senaste 15 åren. Minskningstakten för den svenska populationen bedöms vara nära gränsvärdet för Sårbar (VU) (A2bc). Skogsbruk med korta omloppstider och täta, homogena ungskogar utgör det största hotet (SLU Artdatabanken 2023).</w:t>
       </w:r>
     </w:p>
     <w:p>
@@ -1371,7 +1479,7 @@
     <w:r>
       <w:tab/>
       <w:tab/>
-      <w:t>2026-01-28</w:t>
+      <w:t>2026-01-29</w:t>
       <w:br/>
       <w:br/>
     </w:r>

--- a/klagomål/A 56955-2025 FSC-klagomål.docx
+++ b/klagomål/A 56955-2025 FSC-klagomål.docx
@@ -1479,7 +1479,7 @@
     <w:r>
       <w:tab/>
       <w:tab/>
-      <w:t>2026-01-29</w:t>
+      <w:t>2026-01-30</w:t>
       <w:br/>
       <w:br/>
     </w:r>

--- a/klagomål/A 56955-2025 FSC-klagomål.docx
+++ b/klagomål/A 56955-2025 FSC-klagomål.docx
@@ -1479,7 +1479,7 @@
     <w:r>
       <w:tab/>
       <w:tab/>
-      <w:t>2026-01-30</w:t>
+      <w:t>2026-01-31</w:t>
       <w:br/>
       <w:br/>
     </w:r>

--- a/klagomål/A 56955-2025 FSC-klagomål.docx
+++ b/klagomål/A 56955-2025 FSC-klagomål.docx
@@ -1479,7 +1479,7 @@
     <w:r>
       <w:tab/>
       <w:tab/>
-      <w:t>2026-02-28</w:t>
+      <w:t>2026-03-01</w:t>
       <w:br/>
       <w:br/>
     </w:r>

--- a/klagomål/A 56955-2025 FSC-klagomål.docx
+++ b/klagomål/A 56955-2025 FSC-klagomål.docx
@@ -1479,7 +1479,7 @@
     <w:r>
       <w:tab/>
       <w:tab/>
-      <w:t>2026-03-01</w:t>
+      <w:t>2026-03-02</w:t>
       <w:br/>
       <w:br/>
     </w:r>

--- a/klagomål/A 56955-2025 FSC-klagomål.docx
+++ b/klagomål/A 56955-2025 FSC-klagomål.docx
@@ -1479,7 +1479,7 @@
     <w:r>
       <w:tab/>
       <w:tab/>
-      <w:t>2026-03-02</w:t>
+      <w:t>2026-03-03</w:t>
       <w:br/>
       <w:br/>
     </w:r>

--- a/klagomål/A 56955-2025 FSC-klagomål.docx
+++ b/klagomål/A 56955-2025 FSC-klagomål.docx
@@ -1479,7 +1479,7 @@
     <w:r>
       <w:tab/>
       <w:tab/>
-      <w:t>2026-03-03</w:t>
+      <w:t>2026-03-04</w:t>
       <w:br/>
       <w:br/>
     </w:r>

--- a/klagomål/A 56955-2025 FSC-klagomål.docx
+++ b/klagomål/A 56955-2025 FSC-klagomål.docx
@@ -1479,7 +1479,7 @@
     <w:r>
       <w:tab/>
       <w:tab/>
-      <w:t>2026-03-04</w:t>
+      <w:t>2026-03-05</w:t>
       <w:br/>
       <w:br/>
     </w:r>

--- a/klagomål/A 56955-2025 FSC-klagomål.docx
+++ b/klagomål/A 56955-2025 FSC-klagomål.docx
@@ -1479,7 +1479,7 @@
     <w:r>
       <w:tab/>
       <w:tab/>
-      <w:t>2026-03-05</w:t>
+      <w:t>2026-03-06</w:t>
       <w:br/>
       <w:br/>
     </w:r>

--- a/klagomål/A 56955-2025 FSC-klagomål.docx
+++ b/klagomål/A 56955-2025 FSC-klagomål.docx
@@ -1479,7 +1479,7 @@
     <w:r>
       <w:tab/>
       <w:tab/>
-      <w:t>2026-03-06</w:t>
+      <w:t>2026-03-07</w:t>
       <w:br/>
       <w:br/>
     </w:r>

--- a/klagomål/A 56955-2025 FSC-klagomål.docx
+++ b/klagomål/A 56955-2025 FSC-klagomål.docx
@@ -1493,7 +1493,7 @@
     <w:r>
       <w:tab/>
       <w:tab/>
-      <w:t>2026-03-13</w:t>
+      <w:t>2026-03-16</w:t>
       <w:br/>
       <w:br/>
     </w:r>

--- a/klagomål/A 56955-2025 FSC-klagomål.docx
+++ b/klagomål/A 56955-2025 FSC-klagomål.docx
@@ -1493,7 +1493,7 @@
     <w:r>
       <w:tab/>
       <w:tab/>
-      <w:t>2026-03-16</w:t>
+      <w:t>2026-03-17</w:t>
       <w:br/>
       <w:br/>
     </w:r>

--- a/klagomål/A 56955-2025 FSC-klagomål.docx
+++ b/klagomål/A 56955-2025 FSC-klagomål.docx
@@ -1493,7 +1493,7 @@
     <w:r>
       <w:tab/>
       <w:tab/>
-      <w:t>2026-03-17</w:t>
+      <w:t>2026-03-18</w:t>
       <w:br/>
       <w:br/>
     </w:r>

--- a/klagomål/A 56955-2025 FSC-klagomål.docx
+++ b/klagomål/A 56955-2025 FSC-klagomål.docx
@@ -1493,7 +1493,7 @@
     <w:r>
       <w:tab/>
       <w:tab/>
-      <w:t>2026-03-18</w:t>
+      <w:t>2026-03-19</w:t>
       <w:br/>
       <w:br/>
     </w:r>

--- a/klagomål/A 56955-2025 FSC-klagomål.docx
+++ b/klagomål/A 56955-2025 FSC-klagomål.docx
@@ -1493,7 +1493,7 @@
     <w:r>
       <w:tab/>
       <w:tab/>
-      <w:t>2026-03-19</w:t>
+      <w:t>2026-03-20</w:t>
       <w:br/>
       <w:br/>
     </w:r>

--- a/klagomål/A 56955-2025 FSC-klagomål.docx
+++ b/klagomål/A 56955-2025 FSC-klagomål.docx
@@ -1493,7 +1493,7 @@
     <w:r>
       <w:tab/>
       <w:tab/>
-      <w:t>2026-03-20</w:t>
+      <w:t>2026-03-21</w:t>
       <w:br/>
       <w:br/>
     </w:r>

--- a/klagomål/A 56955-2025 FSC-klagomål.docx
+++ b/klagomål/A 56955-2025 FSC-klagomål.docx
@@ -1493,7 +1493,7 @@
     <w:r>
       <w:tab/>
       <w:tab/>
-      <w:t>2026-03-21</w:t>
+      <w:t>2026-03-22</w:t>
       <w:br/>
       <w:br/>
     </w:r>

--- a/klagomål/A 56955-2025 FSC-klagomål.docx
+++ b/klagomål/A 56955-2025 FSC-klagomål.docx
@@ -1493,7 +1493,7 @@
     <w:r>
       <w:tab/>
       <w:tab/>
-      <w:t>2026-03-22</w:t>
+      <w:t>2026-03-23</w:t>
       <w:br/>
       <w:br/>
     </w:r>

--- a/klagomål/A 56955-2025 FSC-klagomål.docx
+++ b/klagomål/A 56955-2025 FSC-klagomål.docx
@@ -1493,7 +1493,7 @@
     <w:r>
       <w:tab/>
       <w:tab/>
-      <w:t>2026-03-23</w:t>
+      <w:t>2026-03-24</w:t>
       <w:br/>
       <w:br/>
     </w:r>

--- a/klagomål/A 56955-2025 FSC-klagomål.docx
+++ b/klagomål/A 56955-2025 FSC-klagomål.docx
@@ -1493,7 +1493,7 @@
     <w:r>
       <w:tab/>
       <w:tab/>
-      <w:t>2026-03-24</w:t>
+      <w:t>2026-03-25</w:t>
       <w:br/>
       <w:br/>
     </w:r>

--- a/klagomål/A 56955-2025 FSC-klagomål.docx
+++ b/klagomål/A 56955-2025 FSC-klagomål.docx
@@ -1493,7 +1493,7 @@
     <w:r>
       <w:tab/>
       <w:tab/>
-      <w:t>2026-03-25</w:t>
+      <w:t>2026-03-26</w:t>
       <w:br/>
       <w:br/>
     </w:r>

--- a/klagomål/A 56955-2025 FSC-klagomål.docx
+++ b/klagomål/A 56955-2025 FSC-klagomål.docx
@@ -1493,7 +1493,7 @@
     <w:r>
       <w:tab/>
       <w:tab/>
-      <w:t>2026-03-26</w:t>
+      <w:t>2026-03-27</w:t>
       <w:br/>
       <w:br/>
     </w:r>

--- a/klagomål/A 56955-2025 FSC-klagomål.docx
+++ b/klagomål/A 56955-2025 FSC-klagomål.docx
@@ -1493,7 +1493,7 @@
     <w:r>
       <w:tab/>
       <w:tab/>
-      <w:t>2026-03-27</w:t>
+      <w:t>2026-03-28</w:t>
       <w:br/>
       <w:br/>
     </w:r>

--- a/klagomål/A 56955-2025 FSC-klagomål.docx
+++ b/klagomål/A 56955-2025 FSC-klagomål.docx
@@ -1493,7 +1493,7 @@
     <w:r>
       <w:tab/>
       <w:tab/>
-      <w:t>2026-03-28</w:t>
+      <w:t>2026-03-29</w:t>
       <w:br/>
       <w:br/>
     </w:r>

--- a/klagomål/A 56955-2025 FSC-klagomål.docx
+++ b/klagomål/A 56955-2025 FSC-klagomål.docx
@@ -1493,7 +1493,7 @@
     <w:r>
       <w:tab/>
       <w:tab/>
-      <w:t>2026-03-29</w:t>
+      <w:t>2026-03-30</w:t>
       <w:br/>
       <w:br/>
     </w:r>

--- a/klagomål/A 56955-2025 FSC-klagomål.docx
+++ b/klagomål/A 56955-2025 FSC-klagomål.docx
@@ -1493,7 +1493,7 @@
     <w:r>
       <w:tab/>
       <w:tab/>
-      <w:t>2026-03-30</w:t>
+      <w:t>2026-03-31</w:t>
       <w:br/>
       <w:br/>
     </w:r>

--- a/klagomål/A 56955-2025 FSC-klagomål.docx
+++ b/klagomål/A 56955-2025 FSC-klagomål.docx
@@ -1493,7 +1493,7 @@
     <w:r>
       <w:tab/>
       <w:tab/>
-      <w:t>2026-03-31</w:t>
+      <w:t>2026-04-01</w:t>
       <w:br/>
       <w:br/>
     </w:r>

--- a/klagomål/A 56955-2025 FSC-klagomål.docx
+++ b/klagomål/A 56955-2025 FSC-klagomål.docx
@@ -1493,7 +1493,7 @@
     <w:r>
       <w:tab/>
       <w:tab/>
-      <w:t>2026-04-01</w:t>
+      <w:t>2026-04-02</w:t>
       <w:br/>
       <w:br/>
     </w:r>

--- a/klagomål/A 56955-2025 FSC-klagomål.docx
+++ b/klagomål/A 56955-2025 FSC-klagomål.docx
@@ -1493,7 +1493,7 @@
     <w:r>
       <w:tab/>
       <w:tab/>
-      <w:t>2026-04-02</w:t>
+      <w:t>2026-04-03</w:t>
       <w:br/>
       <w:br/>
     </w:r>

--- a/klagomål/A 56955-2025 FSC-klagomål.docx
+++ b/klagomål/A 56955-2025 FSC-klagomål.docx
@@ -1493,7 +1493,7 @@
     <w:r>
       <w:tab/>
       <w:tab/>
-      <w:t>2026-04-03</w:t>
+      <w:t>2026-04-04</w:t>
       <w:br/>
       <w:br/>
     </w:r>

--- a/klagomål/A 56955-2025 FSC-klagomål.docx
+++ b/klagomål/A 56955-2025 FSC-klagomål.docx
@@ -1493,7 +1493,7 @@
     <w:r>
       <w:tab/>
       <w:tab/>
-      <w:t>2026-04-04</w:t>
+      <w:t>2026-04-05</w:t>
       <w:br/>
       <w:br/>
     </w:r>

--- a/klagomål/A 56955-2025 FSC-klagomål.docx
+++ b/klagomål/A 56955-2025 FSC-klagomål.docx
@@ -1493,7 +1493,7 @@
     <w:r>
       <w:tab/>
       <w:tab/>
-      <w:t>2026-04-05</w:t>
+      <w:t>2026-04-06</w:t>
       <w:br/>
       <w:br/>
     </w:r>

--- a/klagomål/A 56955-2025 FSC-klagomål.docx
+++ b/klagomål/A 56955-2025 FSC-klagomål.docx
@@ -422,10 +422,10 @@
         <w:rPr>
           <w:b/>
         </w:rPr>
-        <w:t>Spillkråka (NT, §4)</w:t>
-      </w:r>
-      <w:r>
-        <w:t xml:space="preserve"> är rödlistad som nära hotad och ingår i bilaga 1 i EU:s fågeldirektiv. Den minskar i population på grund av minskad tillgång på lämpliga bo- och födoträd och minskad födotillgång. Spillkråkans minskningstakt har uppgått till 19 (24–10) % under de senaste 15 åren och bedöms vara nära gränsvärdet för Sårbar (VU) (A2bc). Spillkråka är en nyckelart i skogliga miljöer vars övergivna bohål utnyttjas av flera andra hålhäckande fågelarter och fladdermöss. Den behöver grova träd, främst tall, asp och bok som boträd. Skogsbruk med korta omloppstider och täta, homogena ungskogar utgör det största hotet. Spillkråka är typisk art för </w:t>
+        <w:t>Spillkråka (§4)</w:t>
+      </w:r>
+      <w:r>
+        <w:t xml:space="preserve"> omfattas av bilaga 1 i EU:s fågeldirektiv och är typisk art för </w:t>
       </w:r>
       <w:r>
         <w:rPr>
@@ -440,10 +440,10 @@
         <w:rPr>
           <w:i/>
         </w:rPr>
-        <w:t xml:space="preserve"> 9740 Skogsbevuxen myr </w:t>
-      </w:r>
-      <w:r>
-        <w:t>(SLU Artdatabanken, 2025; Skogsstyrelsen 2016).</w:t>
+        <w:t xml:space="preserve"> 9740 Skogsbevuxen myr</w:t>
+      </w:r>
+      <w:r>
+        <w:t>. Den behöver grova träd, främst tall, asp och bok som boträd. Skogsbruk med korta omloppstider och täta, homogena ungskogar utgör det största hotet. Spillkråka är en nyckelart i skogliga miljöer vars övergivna bohål utnyttjas av flera andra hålhäckande fågelarter och fladdermöss, däribland pärluggla (EN, §4), knipa (§4), salskrake (§4) och skogsduva (§4). Hökuggla (VU, §4) och slaguggla (§4) häckar ofta i högstubbar som brutits av i höjd med ett gammalt spillkråkebo (SLU Artdatabanken, 2026; Skogsstyrelsen, 2016).</w:t>
       </w:r>
     </w:p>
     <w:p>
@@ -778,12 +778,12 @@
     </w:p>
     <w:p>
       <w:r>
-        <w:t>Grön sköldmossa, fridlyst enligt 8§ artskyddsförordningen, växer på stubbar och lågor av olika trädslag, huvudsakligen i sena nedbrytningsstadier och på och mellan grova rötter av levande och döda träd. Den förekommer i Sverige främst i näringsrika granskogar med stort inslag av löv, arten är kortlivad och antalet kapslar varierar kraftigt mellan olika år (SLU Artdatabanken, 2021). Grön sköldmossa kräver skog som har ett speciellt mikroklimat med hög och jämn luftfuktighet i kombination med rik tillgång på död ved (Nitare, 2019). I praktiken handlar det om åtminstone 50 meter med skyddande skog för att undvika uttorkning av marken (Hallingbäck, personligt meddelande 2022-02-24).</w:t>
+        <w:t>Grön sköldmossa (§8) växer på stubbar och lågor av olika trädslag, huvudsakligen i sena nedbrytningsstadier. Den förekommer främst i näringsrika granskogar med stort inslag av löv, arten är kortlivad och antalet kapslar varierar kraftigt mellan olika år. Grön sköldmossa kräver skog som har ett speciellt mikroklimat med hög och jämn luftfuktighet i kombination med rik tillgång på död ved (SLU Artdatabanken, 2021; Nitare &amp; Skogsstyrelsen, 2019).</w:t>
       </w:r>
     </w:p>
     <w:p>
       <w:r>
-        <w:t>Arten har sin huvudutbredning i sydöstra Sverige (SLU Artdatabanken, 2021). Allvarligaste hoten mot arten är skogsavverkning och brist på död ved. Brist på naturligt döda träd i dagens produktionsskogar gör att arten blir allt sällsyntare (Hallingbäck, 2016). Död ved i större mängd bör lämnas och träd tillåtas åldras och dö för att skapa kontinuerlig tillgång på livsmiljöer. Träd och livsmiljö bör skyddas genom att lämna trädgrupper, ytor eller zoner (SLU Artdatabanken, 2021).</w:t>
+        <w:t>Arten har sin huvudutbredning i sydöstra Sverige. Allvarligaste hoten är skogsavverkning och brist på död ved. Brist på naturligt döda träd i dagens produktionsskogar gör att arten blir allt sällsyntare (Hallingbäck, 2016). Död ved i större mängd bör lämnas och träd tillåtas åldras och dö för att skapa kontinuerlig tillgång på livsmiljöer. Träd och livsmiljö bör skyddas genom att lämna trädgrupper, ytor eller zoner (SLU Artdatabanken, 2021). I praktiken handlar det om åtminstone 50 meter med skyddande skog för att undvika uttorkning av marken (Hallingbäck, personligt meddelande 2022-02-24).</w:t>
       </w:r>
     </w:p>
     <w:p>
@@ -806,12 +806,7 @@
         <w:t xml:space="preserve"> 9750 Svämlövskog</w:t>
       </w:r>
       <w:r>
-        <w:t xml:space="preserve"> och upptagen i EU:s Habitatdirektiv bilaga 2 vilket innebär att det finns ett uttalat intresse inom Europeiska unionen att bevara arten. Grön sköldmossa är en ansvarsart för Sverige då en särskilt stor andel av Europas population finns i landet. Förutom i östra Sverige har arten inga större sammanhängande utbredningar med gynnsam bevarandestatus söderut i Europa förrän i Montenegro. Det finns enbart liten förekomst med gynnsam regional bevarandestatus i södra Frankrike och södra Polen. Grön sköldmossa är typisk art för 9010 Taiga och 9750 Svämlövskog (Natura 2000) och omfattas även av Bernkonventionen bilaga 1.</w:t>
-      </w:r>
-    </w:p>
-    <w:p>
-      <w:r>
-        <w:t>Fridlysningen enligt §§ 8 och 15 Artskyddsförordningen innebär att det är förbjudet att på något sätt skada exemplar av arten. Artskyddsförordning (2007:845):</w:t>
+        <w:t>, fridlyst enligt 8§ artskyddsförordningen och upptagen i EU:s Habitatdirektiv bilaga 2 vilket innebär att det finns ett uttalat intresse inom Europeiska unionen att bevara arten. Grön sköldmossa är en ansvarsart för Sverige då en särskilt stor andel av Europas population finns i landet. Förutom i östra Sverige har arten inga större sammanhängande utbredningar med gynnsam bevarandestatus söderut i Europa förrän i Montenegro. Det finns enbart liten förekomst med gynnsam regional bevarandestatus i södra Frankrike och södra Polen. Fridlysningen enligt §§ 8 och 15 Artskyddsförordningen innebär att det är förbjudet att på något sätt skada exemplar av arten, se artskyddsförordningen (2007:845):</w:t>
       </w:r>
     </w:p>
     <w:p>
@@ -840,90 +835,12 @@
         <w:pStyle w:val="ListBullet"/>
       </w:pPr>
       <w:r>
-        <w:t>B: Arten har enligt fågeldirektivet eller art- och habitatdirektivet ett sådant unionsintresse att särskilda skyddsområden (fågeldirektivet) eller bevarandeområden (art- och habitatdirektivet) behöver utses. Arten finns upptagen i bilaga 1 till fågeldirektivet eller bilaga 2 till art- och habitatdirektivet.</w:t>
+        <w:t>B: Arten har enligt fågeldirektivet eller art- och habitatdirektivet ett sådant unionsintresse att särskilda skyddsområden (fågeldirektivet) eller bevarandeområden (art- och habitatdirektivet) behöver utses. Arten finns upptagen i bilaga 2 till art- och habitatdirektivet.</w:t>
       </w:r>
     </w:p>
     <w:p>
       <w:r>
         <w:t>Mark- och miljööverdomstolen (MÖD) har i mål nr M 2019-20 (18 februari 2019) slagit fast att grön sköldmossa (§8) är dispenspliktig och att exemplar av arten inte får skadas utan dispens (MÖD, mål nr M 2019-20).</w:t>
-      </w:r>
-    </w:p>
-    <w:p>
-      <w:pPr>
-        <w:pStyle w:val="Heading2"/>
-      </w:pPr>
-      <w:r>
-        <w:t>Referenser – grön sköldmossa</w:t>
-      </w:r>
-    </w:p>
-    <w:p>
-      <w:r>
-        <w:t xml:space="preserve">Hallingbäck T., 2016. </w:t>
-      </w:r>
-      <w:r>
-        <w:rPr>
-          <w:i/>
-        </w:rPr>
-        <w:t xml:space="preserve">Mossor en fältguide. </w:t>
-      </w:r>
-      <w:r>
-        <w:t>Naturcentrum.</w:t>
-      </w:r>
-    </w:p>
-    <w:p>
-      <w:r>
-        <w:t xml:space="preserve">Hallingbäck T., 2022. </w:t>
-      </w:r>
-      <w:r>
-        <w:rPr>
-          <w:i/>
-        </w:rPr>
-        <w:t xml:space="preserve">Personligt meddelande 2022-02-24. </w:t>
-      </w:r>
-      <w:r>
-        <w:t>SLU Artdatabanken. Se nedan.</w:t>
-      </w:r>
-    </w:p>
-    <w:p>
-      <w:r>
-        <w:t xml:space="preserve">Mark- och miljööverdomstolen. </w:t>
-      </w:r>
-      <w:r>
-        <w:rPr>
-          <w:i/>
-        </w:rPr>
-        <w:t xml:space="preserve">Dom 18 februari 2019 i mål nr M 2019-20 </w:t>
-      </w:r>
-      <w:r>
-        <w:t>(MÖD, mål nr M 2019-20)</w:t>
-      </w:r>
-    </w:p>
-    <w:p>
-      <w:r>
-        <w:t xml:space="preserve">Nitare, J., 2019. </w:t>
-      </w:r>
-      <w:r>
-        <w:rPr>
-          <w:i/>
-        </w:rPr>
-        <w:t xml:space="preserve">Skyddsvärd skog – Naturvårdsarter och andra kriterier för naturvärdesbedömning. </w:t>
-      </w:r>
-      <w:r>
-        <w:t>Skogsstyrelsen.</w:t>
-      </w:r>
-    </w:p>
-    <w:p>
-      <w:r>
-        <w:t xml:space="preserve">SLU Artdatabanken, 2021. </w:t>
-      </w:r>
-      <w:r>
-        <w:rPr>
-          <w:i/>
-        </w:rPr>
-        <w:t xml:space="preserve">Artfaktablad. Naturvård – artfakta. </w:t>
-      </w:r>
-      <w:r>
-        <w:t>SLU Artdatabanken, Uppsala</w:t>
       </w:r>
     </w:p>
     <w:p>
@@ -964,6 +881,84 @@
     </w:p>
     <w:p>
       <w:pPr>
+        <w:pStyle w:val="Heading2"/>
+      </w:pPr>
+      <w:r>
+        <w:t>Referenser – grön sköldmossa</w:t>
+      </w:r>
+    </w:p>
+    <w:p>
+      <w:r>
+        <w:t xml:space="preserve">Hallingbäck T., 2016. </w:t>
+      </w:r>
+      <w:r>
+        <w:rPr>
+          <w:i/>
+        </w:rPr>
+        <w:t xml:space="preserve">Mossor en fältguide. </w:t>
+      </w:r>
+      <w:r>
+        <w:t>Naturcentrum.</w:t>
+      </w:r>
+    </w:p>
+    <w:p>
+      <w:r>
+        <w:t xml:space="preserve">Hallingbäck T., 2022. </w:t>
+      </w:r>
+      <w:r>
+        <w:rPr>
+          <w:i/>
+        </w:rPr>
+        <w:t xml:space="preserve">Personligt meddelande 2022-02-24. </w:t>
+      </w:r>
+      <w:r>
+        <w:t>SLU Artdatabanken.</w:t>
+      </w:r>
+    </w:p>
+    <w:p>
+      <w:r>
+        <w:t xml:space="preserve">Mark- och miljööverdomstolen. </w:t>
+      </w:r>
+      <w:r>
+        <w:rPr>
+          <w:i/>
+        </w:rPr>
+        <w:t xml:space="preserve">Dom 18 februari 2019 i mål nr M 2019-20 </w:t>
+      </w:r>
+      <w:r>
+        <w:t>(MÖD, mål nr M 2019-20)</w:t>
+      </w:r>
+    </w:p>
+    <w:p>
+      <w:r>
+        <w:t xml:space="preserve">Nitare, J., 2019. </w:t>
+      </w:r>
+      <w:r>
+        <w:rPr>
+          <w:i/>
+        </w:rPr>
+        <w:t xml:space="preserve">Skyddsvärd skog – Naturvårdsarter och andra kriterier för naturvärdesbedömning. </w:t>
+      </w:r>
+      <w:r>
+        <w:t>Skogsstyrelsen.</w:t>
+      </w:r>
+    </w:p>
+    <w:p>
+      <w:r>
+        <w:t xml:space="preserve">SLU Artdatabanken, 2021. </w:t>
+      </w:r>
+      <w:r>
+        <w:rPr>
+          <w:i/>
+        </w:rPr>
+        <w:t xml:space="preserve">Artfaktablad. Naturvård – artfakta. </w:t>
+      </w:r>
+      <w:r>
+        <w:t>SLU Artdatabanken, Uppsala</w:t>
+      </w:r>
+    </w:p>
+    <w:p>
+      <w:pPr>
         <w:pStyle w:val="Heading1"/>
       </w:pPr>
       <w:r>
@@ -1183,7 +1178,7 @@
     </w:p>
     <w:p>
       <w:r>
-        <w:t xml:space="preserve">Spillkråka (NT) är rödlistad som nära hotad, fridlyst enligt §4 Artskyddsförordningen, typisk art för </w:t>
+        <w:t xml:space="preserve">Spillkråka (§4) ingår i bilaga 1 EU:s fågeldirektiv och är typisk art för </w:t>
       </w:r>
       <w:r>
         <w:rPr>
@@ -1201,12 +1196,12 @@
         <w:t xml:space="preserve"> 9740 Skogsbevuxen myr</w:t>
       </w:r>
       <w:r>
-        <w:t xml:space="preserve"> och ingår i bilaga 1 i EU:s fågeldirektiv. Spillkråka lever i både barr- och blandskog liksom i ren lövskog. De tätaste populationerna tenderar att finnas i äldre, variationsrik blandskog med gott om död ved och gamla träd. Spillkråka är en nyckelart i skogliga miljöer vars övergivna bohål utnyttjas av flera andra hålhäckande fågelarter och fladdermöss (SLU Artdatabanken, 2023; Skogsstyrelsen 2016).</w:t>
+        <w:t>. Den lever i både barr- och blandskog liksom i ren lövskog. De tätaste populationerna tenderar att finnas i äldre, variationsrik blandskog med gott om död ved och gamla träd. Varje par utnyttjar 400–1000 hektar skog beroende på skogens kvalitet. Skogsbruk med korta omloppstider och täta, homogena ungskogar utgör det största hotet (SLU Artdatabanken, 2026).</w:t>
       </w:r>
     </w:p>
     <w:p>
       <w:r>
-        <w:t>Varje par utnyttjar 400–1000 hektar skog beroende på skogens kvalitet. En minskning av populationen pågår på grund av minskad tillgång på lämpliga bo- och födoträd och minskad födotillgång. Spillkråkans minskningstakt har uppgått till 19 (24–10) % under de senaste 15 åren. Minskningstakten för den svenska populationen bedöms vara nära gränsvärdet för Sårbar (VU) (A2bc). Skogsbruk med korta omloppstider och täta, homogena ungskogar utgör det största hotet (SLU Artdatabanken 2023).</w:t>
+        <w:t>Spillkråka är en nyckelart i skogliga miljöer vars övergivna bohål utnyttjas av flera andra hålhäckande fågelarter och fladdermöss, däribland pärluggla (EN, §4), knipa (§4), salskrake (§4) och skogsduva (§4). Hökuggla (VU, §4) och slaguggla (§4) häckar ofta i högstubbar som brutits av i höjd med ett gammalt spillkråkebo (Skogsstyrelsen, 2016).</w:t>
       </w:r>
     </w:p>
     <w:p>
@@ -1233,7 +1228,7 @@
     </w:p>
     <w:p>
       <w:r>
-        <w:t xml:space="preserve">SLU Artdatabanken, 2023. </w:t>
+        <w:t xml:space="preserve">SLU Artdatabanken, 2026. </w:t>
       </w:r>
       <w:r>
         <w:rPr>
@@ -1242,7 +1237,7 @@
         <w:t xml:space="preserve">Artfaktablad. Naturvård – artfakta. </w:t>
       </w:r>
       <w:r>
-        <w:t>SLU Artdatabanken, Uppsala</w:t>
+        <w:t>SLU Artdatabanken, Uppsala.</w:t>
       </w:r>
     </w:p>
     <w:p>
@@ -1493,7 +1488,7 @@
     <w:r>
       <w:tab/>
       <w:tab/>
-      <w:t>2026-04-06</w:t>
+      <w:t>2026-04-07</w:t>
       <w:br/>
       <w:br/>
     </w:r>

--- a/klagomål/A 56955-2025 FSC-klagomål.docx
+++ b/klagomål/A 56955-2025 FSC-klagomål.docx
@@ -1488,7 +1488,7 @@
     <w:r>
       <w:tab/>
       <w:tab/>
-      <w:t>2026-04-07</w:t>
+      <w:t>2026-04-08</w:t>
       <w:br/>
       <w:br/>
     </w:r>

--- a/klagomål/A 56955-2025 FSC-klagomål.docx
+++ b/klagomål/A 56955-2025 FSC-klagomål.docx
@@ -1488,7 +1488,7 @@
     <w:r>
       <w:tab/>
       <w:tab/>
-      <w:t>2026-04-08</w:t>
+      <w:t>2026-04-09</w:t>
       <w:br/>
       <w:br/>
     </w:r>

--- a/klagomål/A 56955-2025 FSC-klagomål.docx
+++ b/klagomål/A 56955-2025 FSC-klagomål.docx
@@ -1488,7 +1488,7 @@
     <w:r>
       <w:tab/>
       <w:tab/>
-      <w:t>2026-04-09</w:t>
+      <w:t>2026-04-10</w:t>
       <w:br/>
       <w:br/>
     </w:r>

--- a/klagomål/A 56955-2025 FSC-klagomål.docx
+++ b/klagomål/A 56955-2025 FSC-klagomål.docx
@@ -1488,7 +1488,7 @@
     <w:r>
       <w:tab/>
       <w:tab/>
-      <w:t>2026-04-10</w:t>
+      <w:t>2026-04-11</w:t>
       <w:br/>
       <w:br/>
     </w:r>

--- a/klagomål/A 56955-2025 FSC-klagomål.docx
+++ b/klagomål/A 56955-2025 FSC-klagomål.docx
@@ -1488,7 +1488,7 @@
     <w:r>
       <w:tab/>
       <w:tab/>
-      <w:t>2026-05-16</w:t>
+      <w:t>2026-05-17</w:t>
       <w:br/>
       <w:br/>
     </w:r>

--- a/klagomål/A 56955-2025 FSC-klagomål.docx
+++ b/klagomål/A 56955-2025 FSC-klagomål.docx
@@ -1488,7 +1488,7 @@
     <w:r>
       <w:tab/>
       <w:tab/>
-      <w:t>2026-05-17</w:t>
+      <w:t>2026-05-18</w:t>
       <w:br/>
       <w:br/>
     </w:r>

--- a/klagomål/A 56955-2025 FSC-klagomål.docx
+++ b/klagomål/A 56955-2025 FSC-klagomål.docx
@@ -1488,7 +1488,7 @@
     <w:r>
       <w:tab/>
       <w:tab/>
-      <w:t>2026-05-18</w:t>
+      <w:t>2026-05-19</w:t>
       <w:br/>
       <w:br/>
     </w:r>

--- a/klagomål/A 56955-2025 FSC-klagomål.docx
+++ b/klagomål/A 56955-2025 FSC-klagomål.docx
@@ -1488,7 +1488,7 @@
     <w:r>
       <w:tab/>
       <w:tab/>
-      <w:t>2026-05-19</w:t>
+      <w:t>2026-05-20</w:t>
       <w:br/>
       <w:br/>
     </w:r>

--- a/klagomål/A 56955-2025 FSC-klagomål.docx
+++ b/klagomål/A 56955-2025 FSC-klagomål.docx
@@ -1488,7 +1488,7 @@
     <w:r>
       <w:tab/>
       <w:tab/>
-      <w:t>2026-05-20</w:t>
+      <w:t>2026-05-21</w:t>
       <w:br/>
       <w:br/>
     </w:r>

--- a/klagomål/A 56955-2025 FSC-klagomål.docx
+++ b/klagomål/A 56955-2025 FSC-klagomål.docx
@@ -1488,7 +1488,7 @@
     <w:r>
       <w:tab/>
       <w:tab/>
-      <w:t>2026-05-21</w:t>
+      <w:t>2026-05-22</w:t>
       <w:br/>
       <w:br/>
     </w:r>

--- a/klagomål/A 56955-2025 FSC-klagomål.docx
+++ b/klagomål/A 56955-2025 FSC-klagomål.docx
@@ -1488,7 +1488,7 @@
     <w:r>
       <w:tab/>
       <w:tab/>
-      <w:t>2026-05-22</w:t>
+      <w:t>2026-05-23</w:t>
       <w:br/>
       <w:br/>
     </w:r>

--- a/klagomål/A 56955-2025 FSC-klagomål.docx
+++ b/klagomål/A 56955-2025 FSC-klagomål.docx
@@ -1488,7 +1488,7 @@
     <w:r>
       <w:tab/>
       <w:tab/>
-      <w:t>2026-05-23</w:t>
+      <w:t>2026-05-24</w:t>
       <w:br/>
       <w:br/>
     </w:r>

--- a/klagomål/A 56955-2025 FSC-klagomål.docx
+++ b/klagomål/A 56955-2025 FSC-klagomål.docx
@@ -1488,7 +1488,7 @@
     <w:r>
       <w:tab/>
       <w:tab/>
-      <w:t>2026-05-24</w:t>
+      <w:t>2026-05-25</w:t>
       <w:br/>
       <w:br/>
     </w:r>

--- a/klagomål/A 56955-2025 FSC-klagomål.docx
+++ b/klagomål/A 56955-2025 FSC-klagomål.docx
@@ -1488,7 +1488,7 @@
     <w:r>
       <w:tab/>
       <w:tab/>
-      <w:t>2026-05-25</w:t>
+      <w:t>2026-05-26</w:t>
       <w:br/>
       <w:br/>
     </w:r>

--- a/klagomål/A 56955-2025 FSC-klagomål.docx
+++ b/klagomål/A 56955-2025 FSC-klagomål.docx
@@ -1488,7 +1488,7 @@
     <w:r>
       <w:tab/>
       <w:tab/>
-      <w:t>2026-05-26</w:t>
+      <w:t>2026-05-27</w:t>
       <w:br/>
       <w:br/>
     </w:r>

--- a/klagomål/A 56955-2025 FSC-klagomål.docx
+++ b/klagomål/A 56955-2025 FSC-klagomål.docx
@@ -1488,7 +1488,7 @@
     <w:r>
       <w:tab/>
       <w:tab/>
-      <w:t>2026-05-27</w:t>
+      <w:t>2026-05-28</w:t>
       <w:br/>
       <w:br/>
     </w:r>

--- a/klagomål/A 56955-2025 FSC-klagomål.docx
+++ b/klagomål/A 56955-2025 FSC-klagomål.docx
@@ -1488,7 +1488,7 @@
     <w:r>
       <w:tab/>
       <w:tab/>
-      <w:t>2026-05-28</w:t>
+      <w:t>2026-05-29</w:t>
       <w:br/>
       <w:br/>
     </w:r>

--- a/klagomål/A 56955-2025 FSC-klagomål.docx
+++ b/klagomål/A 56955-2025 FSC-klagomål.docx
@@ -1488,7 +1488,7 @@
     <w:r>
       <w:tab/>
       <w:tab/>
-      <w:t>2026-05-29</w:t>
+      <w:t>2026-05-30</w:t>
       <w:br/>
       <w:br/>
     </w:r>

--- a/klagomål/A 56955-2025 FSC-klagomål.docx
+++ b/klagomål/A 56955-2025 FSC-klagomål.docx
@@ -1488,7 +1488,7 @@
     <w:r>
       <w:tab/>
       <w:tab/>
-      <w:t>2026-05-30</w:t>
+      <w:t>2026-05-31</w:t>
       <w:br/>
       <w:br/>
     </w:r>

--- a/klagomål/A 56955-2025 FSC-klagomål.docx
+++ b/klagomål/A 56955-2025 FSC-klagomål.docx
@@ -1488,7 +1488,7 @@
     <w:r>
       <w:tab/>
       <w:tab/>
-      <w:t>2026-05-31</w:t>
+      <w:t>2026-06-01</w:t>
       <w:br/>
       <w:br/>
     </w:r>

--- a/klagomål/A 56955-2025 FSC-klagomål.docx
+++ b/klagomål/A 56955-2025 FSC-klagomål.docx
@@ -1488,7 +1488,7 @@
     <w:r>
       <w:tab/>
       <w:tab/>
-      <w:t>2026-06-01</w:t>
+      <w:t>2026-06-02</w:t>
       <w:br/>
       <w:br/>
     </w:r>

--- a/klagomål/A 56955-2025 FSC-klagomål.docx
+++ b/klagomål/A 56955-2025 FSC-klagomål.docx
@@ -1488,7 +1488,7 @@
     <w:r>
       <w:tab/>
       <w:tab/>
-      <w:t>2026-06-02</w:t>
+      <w:t>2026-06-03</w:t>
       <w:br/>
       <w:br/>
     </w:r>

--- a/klagomål/A 56955-2025 FSC-klagomål.docx
+++ b/klagomål/A 56955-2025 FSC-klagomål.docx
@@ -1488,7 +1488,7 @@
     <w:r>
       <w:tab/>
       <w:tab/>
-      <w:t>2026-06-03</w:t>
+      <w:t>2026-06-04</w:t>
       <w:br/>
       <w:br/>
     </w:r>

--- a/klagomål/A 56955-2025 FSC-klagomål.docx
+++ b/klagomål/A 56955-2025 FSC-klagomål.docx
@@ -1488,7 +1488,7 @@
     <w:r>
       <w:tab/>
       <w:tab/>
-      <w:t>2026-06-04</w:t>
+      <w:t>2026-06-05</w:t>
       <w:br/>
       <w:br/>
     </w:r>

--- a/klagomål/A 56955-2025 FSC-klagomål.docx
+++ b/klagomål/A 56955-2025 FSC-klagomål.docx
@@ -1488,7 +1488,7 @@
     <w:r>
       <w:tab/>
       <w:tab/>
-      <w:t>2026-06-05</w:t>
+      <w:t>2026-06-06</w:t>
       <w:br/>
       <w:br/>
     </w:r>

--- a/klagomål/A 56955-2025 FSC-klagomål.docx
+++ b/klagomål/A 56955-2025 FSC-klagomål.docx
@@ -1488,7 +1488,7 @@
     <w:r>
       <w:tab/>
       <w:tab/>
-      <w:t>2026-06-06</w:t>
+      <w:t>2026-06-07</w:t>
       <w:br/>
       <w:br/>
     </w:r>

--- a/klagomål/A 56955-2025 FSC-klagomål.docx
+++ b/klagomål/A 56955-2025 FSC-klagomål.docx
@@ -1488,7 +1488,7 @@
     <w:r>
       <w:tab/>
       <w:tab/>
-      <w:t>2026-06-07</w:t>
+      <w:t>2026-06-08</w:t>
       <w:br/>
       <w:br/>
     </w:r>
